--- a/Thesis Working Doc.docx
+++ b/Thesis Working Doc.docx
@@ -12,6 +12,7 @@
           <w:szCs w:val="36"/>
         </w:rPr>
       </w:pPr>
+      <w:commentRangeStart w:id="0"/>
       <w:r>
         <w:rPr>
           <w:rFonts w:ascii="Garamond" w:hAnsi="Garamond"/>
@@ -22,6 +23,10 @@
         </w:rPr>
         <w:t>Can discrete, transformer/diffusion-based state encoders learn semantically meaningful abstractions that improve planning efficiency in high-dimensional reinforcement learning environments?</w:t>
       </w:r>
+      <w:commentRangeEnd w:id="0"/>
+      <w:r>
+        <w:commentReference w:id="0"/>
+      </w:r>
     </w:p>
     <w:p>
       <w:pPr>
@@ -54,186 +59,305 @@
       <w:r>
         <w:t xml:space="preserve">Deep reinforcement learning (RL) has produced agents capable of </w:t>
       </w:r>
-      <w:r>
-        <w:t>exceptional</w:t>
-      </w:r>
-      <w:r>
-        <w:t xml:space="preserve"> performance across a range of challenging</w:t>
-      </w:r>
-      <w:r>
-        <w:t xml:space="preserve"> domains</w:t>
-      </w:r>
-      <w:r>
-        <w:t>, from Atari games (</w:t>
-      </w:r>
-      <w:proofErr w:type="spellStart"/>
-      <w:r>
-        <w:t>Mnih</w:t>
-      </w:r>
-      <w:proofErr w:type="spellEnd"/>
-      <w:r>
-        <w:t xml:space="preserve"> et al., 2015) to complex robotic manipulation (Levine et al., 2016</w:t>
-      </w:r>
-      <w:r>
-        <w:t>)</w:t>
+      <w:commentRangeStart w:id="1"/>
+      <w:r>
+        <w:t>exceptional performance</w:t>
+      </w:r>
+      <w:commentRangeEnd w:id="1"/>
+      <w:r>
+        <w:commentReference w:id="1"/>
+      </w:r>
+      <w:r>
+        <w:t xml:space="preserve"> across a range of challenging domains, from Atari games (Mnih et al., 2015) to complex robotic manipulation (</w:t>
+      </w:r>
+      <w:commentRangeStart w:id="2"/>
+      <w:r>
+        <w:t>Levine et al., 2016</w:t>
+      </w:r>
+      <w:commentRangeEnd w:id="2"/>
+      <w:r>
+        <w:commentReference w:id="2"/>
+      </w:r>
+      <w:r>
+        <w:t xml:space="preserve">). However, this performance comes with the consequence that agents trained directly from high level observations require millions of interactions with the environment to learn reliable structure and encode a knowledge of their environment. This </w:t>
+      </w:r>
+      <w:commentRangeStart w:id="3"/>
+      <w:r>
+        <w:t>fundamental</w:t>
+      </w:r>
+      <w:commentRangeEnd w:id="3"/>
+      <w:r>
+        <w:commentReference w:id="3"/>
+      </w:r>
+      <w:r>
+        <w:t xml:space="preserve"> sample-inefficiency poses a serious challenge to applying deep RL in practical settings where data collection is either expensive, unsafe or dangerous. </w:t>
+      </w:r>
+    </w:p>
+    <w:p>
+      <w:pPr>
+        <w:spacing w:after="160" w:line="360" w:lineRule="auto"/>
+      </w:pPr>
+    </w:p>
+    <w:p>
+      <w:pPr>
+        <w:spacing w:after="160" w:line="360" w:lineRule="auto"/>
+      </w:pPr>
+      <w:r>
+        <w:t>Therefore, a parallel research line proposes to address this sample inefficiency in RL environments by first learning a compact latent representation of the environment, over which a policy can be trained more efficiently. Hafner et al. (</w:t>
+      </w:r>
+      <w:commentRangeStart w:id="4"/>
+      <w:r>
+        <w:t>2019</w:t>
+      </w:r>
+      <w:commentRangeEnd w:id="4"/>
+      <w:r>
+        <w:commentReference w:id="4"/>
+      </w:r>
+      <w:r>
+        <w:t>) introduced Dreamer, which learns a world model in a continuous latent space and uses it to simulate future experience, significantly improving sample efficiency over model-free methods and establishing latent-space planning as a compelling alternative to traditional RL.</w:t>
+      </w:r>
+    </w:p>
+    <w:p>
+      <w:pPr>
+        <w:spacing w:after="160" w:line="360" w:lineRule="auto"/>
+      </w:pPr>
+    </w:p>
+    <w:p>
+      <w:pPr>
+        <w:spacing w:after="160" w:line="360" w:lineRule="auto"/>
+      </w:pPr>
+      <w:r>
+        <w:t xml:space="preserve">Additionally, humans have known to be able to generalize to new areas </w:t>
+      </w:r>
+      <w:commentRangeStart w:id="5"/>
+      <w:r>
+        <w:t>exceedingly</w:t>
+      </w:r>
+      <w:commentRangeEnd w:id="5"/>
+      <w:r>
+        <w:commentReference w:id="5"/>
+      </w:r>
+      <w:r>
+        <w:t xml:space="preserve"> well in highly complex environments with much better sample efficiency. </w:t>
+      </w:r>
+      <w:commentRangeStart w:id="6"/>
+      <w:r>
+        <w:t xml:space="preserve">Research has shown that humans have the ability to distill continuous observations in the world into discrete representations in the brain very efficiently (Fang, Sims., 2025). </w:t>
+      </w:r>
+      <w:commentRangeEnd w:id="6"/>
+      <w:r>
+        <w:commentReference w:id="6"/>
+      </w:r>
+    </w:p>
+    <w:p>
+      <w:pPr>
+        <w:spacing w:after="160" w:line="360" w:lineRule="auto"/>
+      </w:pPr>
+    </w:p>
+    <w:p>
+      <w:pPr>
+        <w:spacing w:after="160" w:line="360" w:lineRule="auto"/>
+      </w:pPr>
+      <w:r>
+        <w:lastRenderedPageBreak/>
+        <w:t xml:space="preserve">Therefore, combining these two intuitions may offer a way to build more robust RL systems that </w:t>
+      </w:r>
+      <w:commentRangeStart w:id="7"/>
+      <w:r>
+        <w:t>generalize faster and are more sample efficient.</w:t>
+      </w:r>
+      <w:commentRangeEnd w:id="7"/>
+      <w:r>
+        <w:commentReference w:id="7"/>
+      </w:r>
+    </w:p>
+    <w:p>
+      <w:pPr>
+        <w:spacing w:after="160" w:line="360" w:lineRule="auto"/>
+      </w:pPr>
+      <w:del w:id="8" w:author="Unknown Author" w:date="2026-05-18T14:09:00Z">
+        <w:r>
+          <w:delText xml:space="preserve"> </w:delText>
+        </w:r>
+      </w:del>
+      <w:commentRangeStart w:id="9"/>
+      <w:r>
+        <w:t>Van den Oord et al. (2017) introduced the Vector-Quantised Variational Autoencoder (VQ-VAE), demonstrating that neural networks can learn finite, discrete codebooks that reliably compress complex visual inputs</w:t>
+      </w:r>
+      <w:commentRangeEnd w:id="9"/>
+      <w:r>
+        <w:commentReference w:id="9"/>
+      </w:r>
+      <w:r>
+        <w:t>. This technique has since been applied directly to RL environments through world models. Michel</w:t>
+      </w:r>
+      <w:ins w:id="10" w:author="Unknown Author" w:date="2026-05-18T14:10:00Z">
+        <w:r>
+          <w:t>l</w:t>
+        </w:r>
+      </w:ins>
+      <w:del w:id="11" w:author="Unknown Author" w:date="2026-05-18T14:10:00Z">
+        <w:r>
+          <w:delText>i</w:delText>
+        </w:r>
+      </w:del>
+      <w:r>
+        <w:t xml:space="preserve"> et al. (2023) showed that a Transformer world model operating over discrete observation tokens (IRIS) achieves </w:t>
+      </w:r>
+      <w:del w:id="12" w:author="Unknown Author" w:date="2026-05-18T14:10:00Z">
+        <w:r>
+          <w:delText>exceptional</w:delText>
+        </w:r>
+      </w:del>
+      <w:ins w:id="13" w:author="Unknown Author" w:date="2026-05-18T14:10:00Z">
+        <w:r>
+          <w:t>better</w:t>
+        </w:r>
+      </w:ins>
+      <w:r>
+        <w:t xml:space="preserve"> sample efficiency on the Atari 100k benchmark, requiring only 100,000 real environment steps. In an updated version of the </w:t>
+      </w:r>
+      <w:commentRangeStart w:id="14"/>
+      <w:r>
+        <w:t xml:space="preserve">Dreamer model Hafner et al. (2023) </w:t>
+      </w:r>
+      <w:commentRangeEnd w:id="14"/>
+      <w:r>
+        <w:commentReference w:id="14"/>
+      </w:r>
+      <w:r>
+        <w:t xml:space="preserve">incorporated a discrete latent component into DreamerV3, reporting strong generalization across seven qualitatively different domains with a fixed hyperparameter configuration. These results demonstrate that discretization </w:t>
+      </w:r>
+      <w:del w:id="15" w:author="Unknown Author" w:date="2026-05-18T14:12:00Z">
+        <w:r>
+          <w:delText>provides</w:delText>
+        </w:r>
+      </w:del>
+      <w:ins w:id="16" w:author="Unknown Author" w:date="2026-05-18T14:12:00Z">
+        <w:r>
+          <w:t>may provide</w:t>
+        </w:r>
+      </w:ins>
+      <w:commentRangeStart w:id="17"/>
+      <w:r>
+        <w:t xml:space="preserve"> benefits that may come from the structured nature of the vocabulary</w:t>
+      </w:r>
+    </w:p>
+    <w:commentRangeEnd w:id="17"/>
+    <w:p>
+      <w:pPr>
+        <w:spacing w:after="80"/>
+      </w:pPr>
+      <w:r>
+        <w:commentReference w:id="17"/>
+      </w:r>
+    </w:p>
+    <w:p>
+      <w:pPr>
+        <w:spacing w:after="160" w:line="360" w:lineRule="auto"/>
+      </w:pPr>
+      <w:r>
+        <w:t xml:space="preserve">Despite this progress, an important dimension of discrete representations in RL remains largely unexamined: </w:t>
+      </w:r>
+      <w:commentRangeStart w:id="18"/>
+      <w:r>
+        <w:t xml:space="preserve">whether </w:t>
+      </w:r>
+      <w:del w:id="19" w:author="Unknown Author" w:date="2026-05-18T14:13:00Z">
+        <w:r>
+          <w:delText>the</w:delText>
+        </w:r>
+      </w:del>
+      <w:r>
+        <w:t xml:space="preserve"> learned tokens can encode semantic meaning</w:t>
+      </w:r>
+      <w:commentRangeEnd w:id="18"/>
+      <w:r>
+        <w:commentReference w:id="18"/>
+      </w:r>
+      <w:r>
+        <w:t xml:space="preserve">. Existing discrete world models are evaluated exclusively on downstream performance metrics, reward and sample efficiency, and the content of the learned codebooks is rarely analyzed. The question of whether a token reliably corresponds to an interpretable state concept, such as "the door is open" or "the agent is carrying the key", is left open. </w:t>
+      </w:r>
+      <w:commentRangeStart w:id="20"/>
+      <w:r>
+        <w:t>This research gap is relevant for two reasons. Firstly, the interpretability of discrete representations is some of the primary motivation for their use in high-level reasoning; tokens that do not align with semantic concepts offer no advantage over opaque continuous representations. Secondly, the necessity for trustworthy and explainable AI (Doshi-Velez &amp; Kim, 2017) makes representation interpretability an incredibly important design criteria. The convergence of expanding discretization techniques, powerful Transformer architectures, and established interpretability methodology creates an opportunity to investigate whether semantically aligned discrete representations can be learned from RL observations without explicit supervision.</w:t>
+      </w:r>
+      <w:commentRangeEnd w:id="20"/>
+      <w:r>
+        <w:commentReference w:id="20"/>
+      </w:r>
+    </w:p>
+    <w:p>
+      <w:pPr>
+        <w:spacing w:after="80"/>
+      </w:pPr>
+    </w:p>
+    <w:p>
+      <w:pPr>
+        <w:pStyle w:val="Heading2"/>
+      </w:pPr>
+      <w:r>
+        <w:t>1.2 This thesis</w:t>
+      </w:r>
+    </w:p>
+    <w:p>
+      <w:pPr>
+        <w:spacing w:after="160" w:line="360" w:lineRule="auto"/>
+      </w:pPr>
+      <w:r>
+        <w:t xml:space="preserve">This thesis investigates how a Transformer-based encoder can be trained to build </w:t>
+      </w:r>
+      <w:commentRangeStart w:id="21"/>
+      <w:r>
+        <w:t>a codebook</w:t>
+      </w:r>
+      <w:commentRangeEnd w:id="21"/>
+      <w:r>
+        <w:commentReference w:id="21"/>
+      </w:r>
+      <w:r>
+        <w:t xml:space="preserve"> consisting of a vocabulary of compact, discrete state tokens from continuous RL observations, and examines the extent to which these tokens align with semantically </w:t>
+      </w:r>
+      <w:r>
+        <w:lastRenderedPageBreak/>
+        <w:t>meaningful environment states without explicit label supervision.</w:t>
+      </w:r>
+      <w:commentRangeStart w:id="22"/>
+      <w:commentRangeEnd w:id="22"/>
+      <w:r>
+        <w:commentReference w:id="22"/>
+      </w:r>
+      <w:r>
+        <w:t xml:space="preserve"> T</w:t>
+      </w:r>
+      <w:commentRangeStart w:id="23"/>
+      <w:r>
+        <w:t>he primary environment is MiniGrid-DoorKey-5x5 (Chevalier-Boisvert et al., 2023), a partially observable grid-world in which an agent must retrieve a key, unlock a door, and reach a goal. This environment is chosen because it grants access to ground-truth state descriptions such as: door locked, agent carrying key. This allows direct, quantitative measurement of token-to-concept alignment, which is not possible in other richer environments such as Atari.</w:t>
+      </w:r>
+    </w:p>
+    <w:p>
+      <w:pPr>
+        <w:spacing w:after="80"/>
+      </w:pPr>
+    </w:p>
+    <w:p>
+      <w:pPr>
+        <w:spacing w:after="160" w:line="360" w:lineRule="auto"/>
+      </w:pPr>
+      <w:r>
+        <w:t>The encoder uses a Transformer base model which receives a 7x7 grid observation and produces a single summary vector, which is then quantized to the nearest entry in a learned codebook using vector-quantization techniques (van den Oord et al., 2017). The transformer encoder is trained purely on reconstruction. It receives no reward signal and no semantic labels</w:t>
+      </w:r>
+      <w:commentRangeStart w:id="24"/>
+      <w:commentRangeEnd w:id="23"/>
+      <w:r>
+        <w:commentReference w:id="23"/>
       </w:r>
       <w:r>
         <w:t xml:space="preserve">. </w:t>
       </w:r>
-      <w:r>
-        <w:t xml:space="preserve">However, this performance comes with the consequence that agents trained directly from high level observations require millions of interactions with the environment to learn reliable structure and encode a knowledge of their environment. </w:t>
-      </w:r>
-      <w:r>
-        <w:t xml:space="preserve">This fundamental sample-inefficiency poses a serious </w:t>
-      </w:r>
-      <w:r>
-        <w:t>challenge</w:t>
-      </w:r>
-      <w:r>
-        <w:t xml:space="preserve"> to applying deep RL in practical settings where data collection is </w:t>
-      </w:r>
-      <w:r>
-        <w:t xml:space="preserve">either </w:t>
-      </w:r>
-      <w:r>
-        <w:t>expensive</w:t>
-      </w:r>
-      <w:r>
-        <w:t>, unsafe</w:t>
-      </w:r>
-      <w:r>
-        <w:t xml:space="preserve"> or dangerous.</w:t>
-      </w:r>
-      <w:r>
-        <w:t xml:space="preserve"> </w:t>
-      </w:r>
-    </w:p>
-    <w:p>
-      <w:pPr>
-        <w:spacing w:after="160" w:line="360" w:lineRule="auto"/>
-      </w:pPr>
-    </w:p>
-    <w:p>
-      <w:pPr>
-        <w:spacing w:after="160" w:line="360" w:lineRule="auto"/>
-      </w:pPr>
-      <w:r>
-        <w:t>Therefore, a parallel research line proposes to address this sample inefficiency in RL environments by first learning a compact latent representation of the environment, over which a policy can be trained more efficiently. Hafner et al. (2019) introduced Dreamer, which learns a world model in a continuous latent space and uses it to simulate future experience, significantly improving sample efficiency over model-free methods and establishing latent-space planning as a compelling alternative to traditional RL.</w:t>
-      </w:r>
-    </w:p>
-    <w:p>
-      <w:pPr>
-        <w:spacing w:after="160" w:line="360" w:lineRule="auto"/>
-      </w:pPr>
-    </w:p>
-    <w:p>
-      <w:pPr>
-        <w:spacing w:after="160" w:line="360" w:lineRule="auto"/>
-      </w:pPr>
-      <w:r>
-        <w:t>Additionally</w:t>
-      </w:r>
-      <w:r>
-        <w:t xml:space="preserve">, humans have known to </w:t>
-      </w:r>
-      <w:r>
-        <w:t xml:space="preserve">be able to generalize to new areas exceedingly well in highly complex environments with much better sample efficiency. Research has shown that humans </w:t>
-      </w:r>
-      <w:proofErr w:type="gramStart"/>
-      <w:r>
-        <w:t>have the ability to</w:t>
-      </w:r>
-      <w:proofErr w:type="gramEnd"/>
-      <w:r>
-        <w:t xml:space="preserve"> distill continuous observations in the world into discrete representations in the brain very efficiently (Fang, Sims., 2025). </w:t>
-      </w:r>
-    </w:p>
-    <w:p>
-      <w:pPr>
-        <w:spacing w:after="160" w:line="360" w:lineRule="auto"/>
-      </w:pPr>
-    </w:p>
-    <w:p>
-      <w:pPr>
-        <w:spacing w:after="160" w:line="360" w:lineRule="auto"/>
-      </w:pPr>
-      <w:r>
-        <w:lastRenderedPageBreak/>
-        <w:t xml:space="preserve">Therefore, combining these two intuitions may offer a way to build more robust RL systems that generalize faster and are more sample efficient. </w:t>
-      </w:r>
-      <w:r>
-        <w:t>Van den Oord et al. (2017) introduced the Vector-</w:t>
-      </w:r>
-      <w:proofErr w:type="spellStart"/>
-      <w:r>
-        <w:t>Quantised</w:t>
-      </w:r>
-      <w:proofErr w:type="spellEnd"/>
-      <w:r>
-        <w:t xml:space="preserve"> Variational Autoencoder (VQ-VAE), demonstrating that neural networks can learn finite, discrete codebooks that </w:t>
-      </w:r>
-      <w:r>
-        <w:t>reliably</w:t>
-      </w:r>
-      <w:r>
-        <w:t xml:space="preserve"> compress complex visual inputs. This technique has since been applied directly to RL </w:t>
-      </w:r>
-      <w:r>
-        <w:t xml:space="preserve">environments through </w:t>
-      </w:r>
-      <w:r>
-        <w:t>world models. Micheli et al. (2023) showed that a Transformer world model operating over discrete observation tokens</w:t>
-      </w:r>
-      <w:r>
-        <w:t xml:space="preserve"> (IRIS) </w:t>
-      </w:r>
-      <w:r>
-        <w:t xml:space="preserve">achieves </w:t>
-      </w:r>
-      <w:r>
-        <w:t>exceptional</w:t>
-      </w:r>
-      <w:r>
-        <w:t xml:space="preserve"> sample efficiency on the Atari 100k benchmark, requiring only 100,000 real environment steps. </w:t>
-      </w:r>
-      <w:r>
-        <w:t xml:space="preserve">In an updated version of the Dreamer model </w:t>
-      </w:r>
-      <w:r>
-        <w:t xml:space="preserve">Hafner et al. (2023) incorporated a discrete latent component into DreamerV3, reporting strong </w:t>
-      </w:r>
-      <w:r>
-        <w:t>generalization</w:t>
-      </w:r>
-      <w:r>
-        <w:t xml:space="preserve"> across seven qualitatively different domains with</w:t>
-      </w:r>
-      <w:r>
-        <w:t xml:space="preserve"> a fixed hyperparameter configuration</w:t>
-      </w:r>
-      <w:r>
-        <w:t xml:space="preserve">. These results </w:t>
-      </w:r>
-      <w:r>
-        <w:t>demonstrate</w:t>
-      </w:r>
-      <w:r>
-        <w:t xml:space="preserve"> that </w:t>
-      </w:r>
-      <w:r>
-        <w:t>discretization</w:t>
-      </w:r>
-      <w:r>
-        <w:t xml:space="preserve"> provides benefits that may </w:t>
-      </w:r>
-      <w:r>
-        <w:t>come</w:t>
-      </w:r>
-      <w:r>
-        <w:t xml:space="preserve"> from the </w:t>
-      </w:r>
-      <w:r>
-        <w:t>structured nature of the vocabulary</w:t>
+      <w:commentRangeEnd w:id="24"/>
+      <w:r>
+        <w:commentReference w:id="24"/>
       </w:r>
     </w:p>
     <w:p>
@@ -243,308 +367,15 @@
     </w:p>
     <w:p>
       <w:pPr>
-        <w:spacing w:after="160" w:line="360" w:lineRule="auto"/>
-      </w:pPr>
-      <w:r>
-        <w:t xml:space="preserve">Despite this </w:t>
-      </w:r>
-      <w:r>
-        <w:t>progress</w:t>
-      </w:r>
-      <w:r>
-        <w:t>, a</w:t>
-      </w:r>
-      <w:r>
-        <w:t>n important d</w:t>
-      </w:r>
-      <w:r>
-        <w:t xml:space="preserve">imension of discrete representations in RL remains largely unexamined: whether the learned tokens </w:t>
-      </w:r>
-      <w:r>
-        <w:t>can encode</w:t>
-      </w:r>
-      <w:r>
-        <w:t xml:space="preserve"> semantic</w:t>
-      </w:r>
-      <w:r>
-        <w:t xml:space="preserve"> meaning</w:t>
-      </w:r>
-      <w:r>
-        <w:t>. Existing discrete world models are evaluated exclusively on downstream performance metrics</w:t>
-      </w:r>
-      <w:r>
-        <w:t>,</w:t>
-      </w:r>
-      <w:r>
-        <w:t xml:space="preserve"> reward and sample efficiency</w:t>
-      </w:r>
-      <w:r>
-        <w:t>,</w:t>
-      </w:r>
-      <w:r>
-        <w:t xml:space="preserve"> and the content of the learned codebooks is rarely analy</w:t>
-      </w:r>
-      <w:r>
-        <w:t>z</w:t>
-      </w:r>
-      <w:r>
-        <w:t>ed. The question of whether a token reliably corresponds to an interpretable state concept, such as "the door is open" or "the agent is carrying the key", is lef</w:t>
-      </w:r>
-      <w:r>
-        <w:t>t open</w:t>
-      </w:r>
-      <w:r>
-        <w:t xml:space="preserve">. </w:t>
-      </w:r>
-      <w:r>
-        <w:t>This research gap is relevant for two reasons</w:t>
-      </w:r>
-      <w:r>
-        <w:t>. First</w:t>
-      </w:r>
-      <w:r>
-        <w:t>ly</w:t>
-      </w:r>
-      <w:r>
-        <w:t xml:space="preserve">, the interpretability of discrete </w:t>
-      </w:r>
-      <w:r>
-        <w:t>representations is some of the primary motivation</w:t>
-      </w:r>
-      <w:r>
-        <w:t xml:space="preserve"> </w:t>
-      </w:r>
-      <w:r>
-        <w:t xml:space="preserve">for </w:t>
-      </w:r>
-      <w:r>
-        <w:t>their use in high-level reasoning; tokens that do not align with semantic concepts offer no advantage over opaque continuous representations. Second</w:t>
-      </w:r>
-      <w:r>
-        <w:t>ly</w:t>
-      </w:r>
-      <w:r>
-        <w:t xml:space="preserve">, the </w:t>
-      </w:r>
-      <w:r>
-        <w:t>necessity</w:t>
-      </w:r>
-      <w:r>
-        <w:t xml:space="preserve"> </w:t>
-      </w:r>
-      <w:r>
-        <w:t>for</w:t>
-      </w:r>
-      <w:r>
-        <w:t xml:space="preserve"> trustworthy and explainable AI (Doshi-Velez &amp; Kim, 2017) makes representation interpretability an </w:t>
-      </w:r>
-      <w:r>
-        <w:t>incredibly</w:t>
-      </w:r>
-      <w:r>
-        <w:t xml:space="preserve"> important design </w:t>
-      </w:r>
-      <w:proofErr w:type="gramStart"/>
-      <w:r>
-        <w:t>criteria</w:t>
-      </w:r>
-      <w:proofErr w:type="gramEnd"/>
-      <w:r>
-        <w:t>.</w:t>
-      </w:r>
-      <w:r>
-        <w:t xml:space="preserve"> The convergence of </w:t>
-      </w:r>
-      <w:r>
-        <w:t>expanding</w:t>
-      </w:r>
-      <w:r>
-        <w:t xml:space="preserve"> </w:t>
-      </w:r>
-      <w:r>
-        <w:t>discretization</w:t>
-      </w:r>
-      <w:r>
-        <w:t xml:space="preserve"> techniques, powerful Transformer architectures, and established interpretability methodology creates a</w:t>
-      </w:r>
-      <w:r>
-        <w:t xml:space="preserve">n </w:t>
-      </w:r>
-      <w:r>
-        <w:t>opportunity to investigate whether semantically aligned discrete representations can be learned from RL observations without explicit supervision.</w:t>
-      </w:r>
-    </w:p>
-    <w:p>
-      <w:pPr>
-        <w:spacing w:after="80"/>
-      </w:pPr>
-    </w:p>
-    <w:p>
-      <w:pPr>
         <w:pStyle w:val="Heading2"/>
       </w:pPr>
-      <w:r>
-        <w:t>1.2 This thesis</w:t>
-      </w:r>
-    </w:p>
-    <w:p>
-      <w:pPr>
-        <w:spacing w:after="160" w:line="360" w:lineRule="auto"/>
-      </w:pPr>
-      <w:r>
-        <w:t>This thesis investigates how a Transformer-ba</w:t>
-      </w:r>
-      <w:r>
-        <w:t>sed</w:t>
-      </w:r>
-      <w:r>
-        <w:t xml:space="preserve"> encoder can be trained to </w:t>
-      </w:r>
-      <w:r>
-        <w:t>build a codebook consisting of</w:t>
-      </w:r>
-      <w:r>
-        <w:t xml:space="preserve"> </w:t>
-      </w:r>
-      <w:r>
-        <w:t xml:space="preserve">a vocabulary of </w:t>
-      </w:r>
-      <w:r>
-        <w:t xml:space="preserve">compact, discrete </w:t>
-      </w:r>
-      <w:r>
-        <w:t>state tokens</w:t>
-      </w:r>
-      <w:r>
-        <w:t xml:space="preserve"> from continuous RL observations, and examines the </w:t>
-      </w:r>
-      <w:r>
-        <w:t>extent</w:t>
-      </w:r>
-      <w:r>
-        <w:t xml:space="preserve"> to which these tokens align with semantically </w:t>
-      </w:r>
-      <w:r>
-        <w:lastRenderedPageBreak/>
-        <w:t xml:space="preserve">meaningful environment states </w:t>
-      </w:r>
-      <w:r>
-        <w:t>without explicit label supervision</w:t>
-      </w:r>
-      <w:r>
-        <w:t xml:space="preserve">. The primary environment is MiniGrid-DoorKey-5x5 (Chevalier-Boisvert et al., 2023), a </w:t>
-      </w:r>
-      <w:r>
-        <w:t>partially observable</w:t>
-      </w:r>
-      <w:r>
-        <w:t xml:space="preserve"> grid-world in which an agent must retrieve a key, unlock a door, and reach a goal. This environment is chosen because </w:t>
-      </w:r>
-      <w:r>
-        <w:t>it grants</w:t>
-      </w:r>
-      <w:r>
-        <w:t xml:space="preserve"> access to ground-truth state descriptions</w:t>
-      </w:r>
-      <w:r>
-        <w:t xml:space="preserve"> such as: </w:t>
-      </w:r>
-      <w:r>
-        <w:t>door locked, agent carrying key</w:t>
-      </w:r>
-      <w:r>
-        <w:t xml:space="preserve">. This </w:t>
-      </w:r>
-      <w:r>
-        <w:t xml:space="preserve">allows direct, quantitative measurement of token-to-concept alignment, which is not possible in </w:t>
-      </w:r>
-      <w:r>
-        <w:t>other richer environments such as Atari.</w:t>
-      </w:r>
-    </w:p>
-    <w:p>
-      <w:pPr>
-        <w:spacing w:after="80"/>
-      </w:pPr>
-    </w:p>
-    <w:p>
-      <w:pPr>
-        <w:spacing w:after="160" w:line="360" w:lineRule="auto"/>
-      </w:pPr>
-      <w:r>
-        <w:t xml:space="preserve">The encoder uses a Transformer </w:t>
-      </w:r>
-      <w:r>
-        <w:t>base model</w:t>
-      </w:r>
-      <w:r>
-        <w:t xml:space="preserve"> </w:t>
-      </w:r>
-      <w:r>
-        <w:t xml:space="preserve">which receives </w:t>
-      </w:r>
-      <w:r>
-        <w:t>a 7x7 grid observation and produce</w:t>
-      </w:r>
-      <w:r>
-        <w:t>s</w:t>
-      </w:r>
-      <w:r>
-        <w:t xml:space="preserve"> a single summary vector, which is then </w:t>
-      </w:r>
-      <w:r>
-        <w:t>quantized</w:t>
-      </w:r>
-      <w:r>
-        <w:t xml:space="preserve"> to the nearest entry in a learned codebook using vector-</w:t>
-      </w:r>
-      <w:r>
-        <w:t>quantization</w:t>
-      </w:r>
-      <w:r>
-        <w:t xml:space="preserve"> techniques (van den Oord et al., 2017). The </w:t>
-      </w:r>
-      <w:r>
-        <w:t xml:space="preserve">transformer </w:t>
-      </w:r>
-      <w:r>
-        <w:t>encoder is trained purely on reconstruction</w:t>
-      </w:r>
-      <w:r>
-        <w:t>.</w:t>
-      </w:r>
-      <w:r>
-        <w:t xml:space="preserve"> </w:t>
-      </w:r>
-      <w:r>
-        <w:t>I</w:t>
-      </w:r>
-      <w:r>
-        <w:t>t receives no reward signal and no semantic labels</w:t>
-      </w:r>
-      <w:commentRangeStart w:id="0"/>
-      <w:r>
-        <w:t xml:space="preserve">. </w:t>
-      </w:r>
-      <w:commentRangeEnd w:id="0"/>
-      <w:r>
-        <w:rPr>
-          <w:rStyle w:val="CommentReference"/>
-        </w:rPr>
-        <w:commentReference w:id="0"/>
-      </w:r>
-    </w:p>
-    <w:p>
-      <w:pPr>
-        <w:spacing w:after="80"/>
-      </w:pPr>
-    </w:p>
-    <w:p>
-      <w:pPr>
-        <w:pStyle w:val="Heading2"/>
-      </w:pPr>
+      <w:commentRangeStart w:id="25"/>
       <w:r>
         <w:t>1.3 Research questions</w:t>
+      </w:r>
+      <w:commentRangeEnd w:id="25"/>
+      <w:r>
+        <w:commentReference w:id="25"/>
       </w:r>
     </w:p>
     <w:p>
@@ -564,19 +395,7 @@
         <w:spacing w:after="80"/>
       </w:pPr>
       <w:r>
-        <w:t xml:space="preserve">Can discrete, transformer-based state encoders learn semantically meaningful abstractions that improve </w:t>
-      </w:r>
-      <w:r>
-        <w:t>sample</w:t>
-      </w:r>
-      <w:r>
-        <w:t xml:space="preserve"> efficiency </w:t>
-      </w:r>
-      <w:r>
-        <w:t xml:space="preserve">and generalizability </w:t>
-      </w:r>
-      <w:r>
-        <w:t>in high-dimensional reinforcement learning environments?</w:t>
+        <w:t>Can discrete, transformer-based state encoders learn semantically meaningful abstractions that improve sample efficiency and generalizability in high-dimensional reinforcement learning environments?</w:t>
       </w:r>
     </w:p>
     <w:p>
@@ -601,7 +420,7 @@
         <w:pStyle w:val="ListParagraph"/>
         <w:numPr>
           <w:ilvl w:val="0"/>
-          <w:numId w:val="3"/>
+          <w:numId w:val="1"/>
         </w:numPr>
       </w:pPr>
       <w:r>
@@ -613,7 +432,7 @@
         <w:pStyle w:val="ListParagraph"/>
         <w:numPr>
           <w:ilvl w:val="0"/>
-          <w:numId w:val="3"/>
+          <w:numId w:val="1"/>
         </w:numPr>
       </w:pPr>
       <w:r>
@@ -626,7 +445,7 @@
         <w:pStyle w:val="ListParagraph"/>
         <w:numPr>
           <w:ilvl w:val="0"/>
-          <w:numId w:val="3"/>
+          <w:numId w:val="1"/>
         </w:numPr>
       </w:pPr>
       <w:r>
@@ -638,7 +457,7 @@
         <w:pStyle w:val="ListParagraph"/>
         <w:numPr>
           <w:ilvl w:val="0"/>
-          <w:numId w:val="3"/>
+          <w:numId w:val="1"/>
         </w:numPr>
       </w:pPr>
       <w:r>
@@ -651,7 +470,7 @@
         <w:pStyle w:val="ListParagraph"/>
         <w:numPr>
           <w:ilvl w:val="0"/>
-          <w:numId w:val="3"/>
+          <w:numId w:val="1"/>
         </w:numPr>
       </w:pPr>
       <w:r>
@@ -674,7 +493,15 @@
       </w:pPr>
       <w:r>
         <w:lastRenderedPageBreak/>
-        <w:t>2. Related Work</w:t>
+        <w:t xml:space="preserve">2. </w:t>
+      </w:r>
+      <w:commentRangeStart w:id="26"/>
+      <w:r>
+        <w:t>Related Work</w:t>
+      </w:r>
+      <w:commentRangeEnd w:id="26"/>
+      <w:r>
+        <w:commentReference w:id="26"/>
       </w:r>
     </w:p>
     <w:p>
@@ -686,8 +513,13 @@
       <w:pPr>
         <w:pStyle w:val="Heading2"/>
       </w:pPr>
+      <w:commentRangeStart w:id="27"/>
       <w:r>
         <w:t>2.1 Discrete Representation Learning</w:t>
+      </w:r>
+      <w:commentRangeEnd w:id="27"/>
+      <w:r>
+        <w:commentReference w:id="27"/>
       </w:r>
     </w:p>
     <w:p>
@@ -695,7 +527,7 @@
         <w:pStyle w:val="Heading2"/>
         <w:numPr>
           <w:ilvl w:val="0"/>
-          <w:numId w:val="5"/>
+          <w:numId w:val="2"/>
         </w:numPr>
         <w:rPr>
           <w:b w:val="0"/>
@@ -719,7 +551,7 @@
         <w:pStyle w:val="Heading2"/>
         <w:numPr>
           <w:ilvl w:val="0"/>
-          <w:numId w:val="5"/>
+          <w:numId w:val="2"/>
         </w:numPr>
         <w:rPr>
           <w:b w:val="0"/>
@@ -743,7 +575,7 @@
         <w:pStyle w:val="Heading2"/>
         <w:numPr>
           <w:ilvl w:val="0"/>
-          <w:numId w:val="5"/>
+          <w:numId w:val="2"/>
         </w:numPr>
         <w:rPr>
           <w:b w:val="0"/>
@@ -766,8 +598,13 @@
       <w:pPr>
         <w:pStyle w:val="Heading2"/>
       </w:pPr>
+      <w:commentRangeStart w:id="28"/>
       <w:r>
         <w:t>2.2 World Models and Latent-Space Policy Learning</w:t>
+      </w:r>
+      <w:commentRangeEnd w:id="28"/>
+      <w:r>
+        <w:commentReference w:id="28"/>
       </w:r>
     </w:p>
     <w:p>
@@ -775,7 +612,7 @@
         <w:pStyle w:val="Heading2"/>
         <w:numPr>
           <w:ilvl w:val="0"/>
-          <w:numId w:val="5"/>
+          <w:numId w:val="2"/>
         </w:numPr>
         <w:rPr>
           <w:b w:val="0"/>
@@ -784,7 +621,7 @@
           <w:szCs w:val="24"/>
         </w:rPr>
       </w:pPr>
-      <w:commentRangeStart w:id="1"/>
+      <w:commentRangeStart w:id="29"/>
       <w:r>
         <w:rPr>
           <w:b w:val="0"/>
@@ -800,7 +637,7 @@
         <w:pStyle w:val="Heading2"/>
         <w:numPr>
           <w:ilvl w:val="0"/>
-          <w:numId w:val="5"/>
+          <w:numId w:val="2"/>
         </w:numPr>
         <w:rPr>
           <w:b w:val="0"/>
@@ -824,7 +661,7 @@
         <w:pStyle w:val="Heading2"/>
         <w:numPr>
           <w:ilvl w:val="0"/>
-          <w:numId w:val="5"/>
+          <w:numId w:val="2"/>
         </w:numPr>
         <w:rPr>
           <w:b w:val="0"/>
@@ -848,7 +685,7 @@
         <w:pStyle w:val="Heading2"/>
         <w:numPr>
           <w:ilvl w:val="0"/>
-          <w:numId w:val="5"/>
+          <w:numId w:val="2"/>
         </w:numPr>
         <w:rPr>
           <w:b w:val="0"/>
@@ -857,7 +694,6 @@
           <w:szCs w:val="24"/>
         </w:rPr>
       </w:pPr>
-      <w:proofErr w:type="spellStart"/>
       <w:r>
         <w:rPr>
           <w:b w:val="0"/>
@@ -867,14 +703,13 @@
         </w:rPr>
         <w:t>PlaNet</w:t>
       </w:r>
-      <w:proofErr w:type="spellEnd"/>
     </w:p>
     <w:p>
       <w:pPr>
         <w:pStyle w:val="Heading2"/>
         <w:numPr>
           <w:ilvl w:val="0"/>
-          <w:numId w:val="5"/>
+          <w:numId w:val="2"/>
         </w:numPr>
         <w:rPr>
           <w:b w:val="0"/>
@@ -892,13 +727,9 @@
         </w:rPr>
         <w:t>Continuous vs Latent</w:t>
       </w:r>
-      <w:commentRangeEnd w:id="1"/>
-      <w:r>
-        <w:rPr>
-          <w:sz w:val="24"/>
-          <w:szCs w:val="24"/>
-        </w:rPr>
-        <w:commentReference w:id="1"/>
+      <w:commentRangeEnd w:id="29"/>
+      <w:r>
+        <w:commentReference w:id="29"/>
       </w:r>
     </w:p>
     <w:p>
@@ -923,8 +754,13 @@
       <w:pPr>
         <w:pStyle w:val="Heading2"/>
       </w:pPr>
+      <w:commentRangeStart w:id="30"/>
       <w:r>
         <w:t>2.4 Interpretability of Learned Representations</w:t>
+      </w:r>
+      <w:commentRangeEnd w:id="30"/>
+      <w:r>
+        <w:commentReference w:id="30"/>
       </w:r>
     </w:p>
     <w:p>
@@ -997,6 +833,16 @@
       <w:pPr>
         <w:spacing w:after="80"/>
       </w:pPr>
+      <w:ins w:id="31" w:author="Unknown Author" w:date="2026-05-18T14:22:00Z">
+        <w:r>
+          <w:t>If these are implementation details for reproducibility you c</w:t>
+        </w:r>
+      </w:ins>
+      <w:ins w:id="32" w:author="Unknown Author" w:date="2026-05-18T14:23:00Z">
+        <w:r>
+          <w:t>an move them to appendix</w:t>
+        </w:r>
+      </w:ins>
     </w:p>
     <w:p>
       <w:pPr>
@@ -1010,6 +856,11 @@
       <w:pPr>
         <w:spacing w:after="80"/>
       </w:pPr>
+      <w:ins w:id="33" w:author="Unknown Author" w:date="2026-05-18T14:22:00Z">
+        <w:r>
+          <w:t>Metrics and baselines?</w:t>
+        </w:r>
+      </w:ins>
     </w:p>
     <w:p>
       <w:r>
@@ -1088,10 +939,7 @@
         <w:spacing w:after="80"/>
       </w:pPr>
       <w:r>
-        <w:t>Findings</w:t>
-      </w:r>
-      <w:r>
-        <w:t xml:space="preserve"> in relation to each research question</w:t>
+        <w:t>Findings in relation to each research question</w:t>
       </w:r>
     </w:p>
     <w:p>
@@ -1107,13 +955,7 @@
         <w:spacing w:after="80"/>
       </w:pPr>
       <w:r>
-        <w:t>Discuss I</w:t>
-      </w:r>
-      <w:r>
-        <w:t>nitial codebook collapse (11/32 active), why gradient-based updates caused it (positive feedback loop + skewed data distribution), how EMA + dead-code</w:t>
-      </w:r>
-      <w:r>
-        <w:t xml:space="preserve"> update works</w:t>
+        <w:t>Discuss Initial codebook collapse (11/32 active), why gradient-based updates caused it (positive feedback loop + skewed data distribution), how EMA + dead-code update works</w:t>
       </w:r>
     </w:p>
     <w:p>
@@ -1215,590 +1057,183 @@
       <w:r>
         <w:t xml:space="preserve">Agarwal, R., Schwarzer, M., Castro, P. S., Courville, A., &amp; Bellemare, M. G. (2021). Deep reinforcement learning at the edge of the statistical precipice. </w:t>
       </w:r>
-      <w:proofErr w:type="spellStart"/>
       <w:r>
         <w:rPr>
           <w:lang w:val="nl-NL"/>
         </w:rPr>
-        <w:t>NeurIPS</w:t>
-      </w:r>
-      <w:proofErr w:type="spellEnd"/>
+        <w:t>NeurIPS.</w:t>
+      </w:r>
+    </w:p>
+    <w:p>
+      <w:pPr>
+        <w:spacing w:after="160" w:line="360" w:lineRule="auto"/>
+      </w:pPr>
       <w:r>
         <w:rPr>
           <w:lang w:val="nl-NL"/>
         </w:rPr>
-        <w:t>.</w:t>
-      </w:r>
-    </w:p>
-    <w:p>
-      <w:pPr>
-        <w:spacing w:after="160" w:line="360" w:lineRule="auto"/>
-      </w:pPr>
-      <w:proofErr w:type="spellStart"/>
+        <w:t xml:space="preserve">Chevalier-Boisvert, M., Dai, B., Towers, M., et al. </w:t>
+      </w:r>
+      <w:r>
+        <w:t>(2023). Minigrid &amp; miniworld: Modular &amp; customizable reinforcement learning environments for goal-oriented tasks. NeurIPS Datasets and Benchmarks.</w:t>
+      </w:r>
+    </w:p>
+    <w:p>
+      <w:pPr>
+        <w:spacing w:after="160" w:line="360" w:lineRule="auto"/>
+      </w:pPr>
+      <w:r>
+        <w:t>Doshi-Velez, F., &amp; Kim, B. (2017). Towards a rigorous science of interpretable machine learning. arXiv:1702.08608.</w:t>
+      </w:r>
+    </w:p>
+    <w:p>
+      <w:pPr>
+        <w:spacing w:after="160" w:line="360" w:lineRule="auto"/>
+      </w:pPr>
+      <w:r>
+        <w:lastRenderedPageBreak/>
+        <w:t>Hafner, D., Lillicrap, T., Fischer, I., Villegas, R., Ha, D., Lee, H., &amp; Davidson, J. (2019). Learning latent dynamics for planning from pixels. ICML.</w:t>
+      </w:r>
+    </w:p>
+    <w:p>
+      <w:pPr>
+        <w:spacing w:after="160" w:line="360" w:lineRule="auto"/>
+      </w:pPr>
+      <w:r>
+        <w:t>Hafner, D., Lillicrap, T., Norouzi, M., &amp; Ba, J. (2020). Dream to control: Learning behaviors by latent imagination. ICLR.</w:t>
+      </w:r>
+    </w:p>
+    <w:p>
+      <w:pPr>
+        <w:spacing w:after="160" w:line="360" w:lineRule="auto"/>
+      </w:pPr>
+      <w:r>
+        <w:t>Hafner, D., Pasukonis, J., Ba, J., &amp; Lillicrap, T. (2023). Mastering diverse domains through world models. arXiv:2301.04104.</w:t>
+      </w:r>
+    </w:p>
+    <w:p>
+      <w:pPr>
+        <w:spacing w:after="160" w:line="360" w:lineRule="auto"/>
+      </w:pPr>
       <w:r>
         <w:rPr>
           <w:lang w:val="nl-NL"/>
         </w:rPr>
-        <w:t>Chevalier-Boisvert</w:t>
-      </w:r>
-      <w:proofErr w:type="spellEnd"/>
+        <w:t xml:space="preserve">Hansen, N., Su, H., &amp; Wang, X. (2024). </w:t>
+      </w:r>
+      <w:r>
+        <w:t>TD-MPC2: Scalable, robust world models for continuous control. ICLR.</w:t>
+      </w:r>
+    </w:p>
+    <w:p>
+      <w:pPr>
+        <w:spacing w:after="160" w:line="360" w:lineRule="auto"/>
+      </w:pPr>
+      <w:r>
+        <w:t>Higgins, I., Matthey, L., Pal, A., Burgess, C., Glorot, X., Botvinick, M., Mohamed, S., &amp; Lerchner, A. (2017). beta-VAE: Learning basic visual concepts with a constrained variational framework. ICLR.</w:t>
+      </w:r>
+    </w:p>
+    <w:p>
+      <w:pPr>
+        <w:spacing w:after="160" w:line="360" w:lineRule="auto"/>
+      </w:pPr>
+      <w:r>
+        <w:t>Janner, M., Li, Q., &amp; Levine, S. (2021). Offline reinforcement learning as one big sequence modeling problem. NeurIPS.</w:t>
+      </w:r>
+    </w:p>
+    <w:p>
+      <w:pPr>
+        <w:spacing w:after="160" w:line="360" w:lineRule="auto"/>
+      </w:pPr>
+      <w:r>
+        <w:t>Kaiser, L., Babaeizadeh, M., Milos, P., Osinski, B., Campbell, R. H., Czechowski, K., Erhan, D., Finn, C., Kozakowski, P., Levine, S., Mohiuddin, A., Sepassi, R., Tucker, G., &amp; Michalewski, H. (2019). Model-based reinforcement learning for Atari. ICLR.</w:t>
+      </w:r>
+    </w:p>
+    <w:p>
+      <w:pPr>
+        <w:spacing w:after="160" w:line="360" w:lineRule="auto"/>
+      </w:pPr>
+      <w:r>
+        <w:t>Koh, P. W., Nguyen, T., Tang, Y. S., Mussmann, S., Pierson, E., Kim, B., &amp; Liang, P. (2020). Concept bottleneck models. ICML.</w:t>
+      </w:r>
+    </w:p>
+    <w:p>
+      <w:pPr>
+        <w:spacing w:after="160" w:line="360" w:lineRule="auto"/>
+      </w:pPr>
+      <w:r>
+        <w:t>Levine, S., Finn, C., Darrell, T., &amp; Abbeel, P. (2016). End-to-end training of deep visuomotor policies. JMLR.</w:t>
+      </w:r>
+    </w:p>
+    <w:p>
+      <w:pPr>
+        <w:spacing w:after="160" w:line="360" w:lineRule="auto"/>
+      </w:pPr>
+      <w:r>
+        <w:t>Mentzer, F., Foster, D., Minnen, D., Agustsson, E., &amp; Toderici, G. (2023). Finite scalar quantization: VQ-VAE made simple. arXiv:2309.15505.</w:t>
+      </w:r>
+    </w:p>
+    <w:p>
+      <w:pPr>
+        <w:spacing w:after="160" w:line="360" w:lineRule="auto"/>
+      </w:pPr>
+      <w:r>
+        <w:t>Micheli, V., Alonso, E., &amp; Fleuret, F. (2023). Transformers are sample-efficient world models. ICLR.</w:t>
+      </w:r>
+    </w:p>
+    <w:p>
+      <w:pPr>
+        <w:spacing w:after="160" w:line="360" w:lineRule="auto"/>
+      </w:pPr>
+      <w:r>
+        <w:t>Mnih, V., Kavukcuoglu, K., Silver, D., Rusu, A. A., Veness, J., Bellemare, M. G., Graves, A., Riedmiller, M., Fidjeland, A. K., Ostrovski, G., Petersen, S., Beattie, C., Sadik, A., Antonoglou, I., King, H., Kumaran, D., Wierstra, D., Legg, S., &amp; Hassabis, D. (2015). Human-level control through deep reinforcement learning. Nature, 518, 529-533.</w:t>
+      </w:r>
+    </w:p>
+    <w:p>
+      <w:pPr>
+        <w:spacing w:after="160" w:line="360" w:lineRule="auto"/>
+      </w:pPr>
+      <w:r>
+        <w:lastRenderedPageBreak/>
+        <w:t>Ramesh, A., Pavlov, M., Goh, G., Gray, S., Voss, C., Radford, A., Chen, M., &amp; Sutskever, I. (2021). Zero-shot text-to-image generation. ICML.</w:t>
+      </w:r>
+    </w:p>
+    <w:p>
+      <w:pPr>
+        <w:spacing w:after="160" w:line="360" w:lineRule="auto"/>
+      </w:pPr>
+      <w:r>
+        <w:t>Razavi, A., van den Oord, A., &amp; Vinyals, O. (2019). Generating diverse high-fidelity images with VQ-VAE-2. NeurIPS.</w:t>
+      </w:r>
+    </w:p>
+    <w:p>
+      <w:pPr>
+        <w:spacing w:after="160" w:line="360" w:lineRule="auto"/>
+      </w:pPr>
+      <w:r>
+        <w:t>Reed, S., Zolna, K., Parisotto, E., Colmenarejo, S. G., Novikov, A., Barth-Maron, G., Gimenez, M., Sulsky, Y., Kay, J., Springenberg, J. T., Eccles, T., Bruce, J., Razavi, A., Edwards, A., Heess, N., Chen, Y., Hadsell, R., Vinyals, O., Cabi, S., &amp; de Freitas, N. (2022). A generalist agent. TMLR.</w:t>
+      </w:r>
+    </w:p>
+    <w:p>
+      <w:pPr>
+        <w:spacing w:after="160" w:line="360" w:lineRule="auto"/>
+      </w:pPr>
+      <w:r>
+        <w:t>Schulman, J., Wolski, F., Dhariwal, P., Radford, A., &amp; Klimov, O. (2017). Proximal policy optimization algorithms. arXiv:1707.06347.</w:t>
+      </w:r>
+    </w:p>
+    <w:p>
+      <w:pPr>
+        <w:spacing w:after="160" w:line="360" w:lineRule="auto"/>
+      </w:pPr>
       <w:r>
         <w:rPr>
           <w:lang w:val="nl-NL"/>
         </w:rPr>
-        <w:t xml:space="preserve">, M., Dai, B., Towers, M., et al. </w:t>
-      </w:r>
-      <w:r>
-        <w:t xml:space="preserve">(2023). </w:t>
-      </w:r>
-      <w:proofErr w:type="spellStart"/>
-      <w:r>
-        <w:t>Minigrid</w:t>
-      </w:r>
-      <w:proofErr w:type="spellEnd"/>
-      <w:r>
-        <w:t xml:space="preserve"> &amp; </w:t>
-      </w:r>
-      <w:proofErr w:type="spellStart"/>
-      <w:r>
-        <w:t>miniworld</w:t>
-      </w:r>
-      <w:proofErr w:type="spellEnd"/>
-      <w:r>
-        <w:t xml:space="preserve">: Modular &amp; customizable reinforcement learning environments for goal-oriented tasks. </w:t>
-      </w:r>
-      <w:proofErr w:type="spellStart"/>
-      <w:r>
-        <w:t>NeurIPS</w:t>
-      </w:r>
-      <w:proofErr w:type="spellEnd"/>
-      <w:r>
-        <w:t xml:space="preserve"> Datasets and Benchmarks.</w:t>
-      </w:r>
-    </w:p>
-    <w:p>
-      <w:pPr>
-        <w:spacing w:after="160" w:line="360" w:lineRule="auto"/>
-      </w:pPr>
-      <w:r>
-        <w:t>Doshi-Velez, F., &amp; Kim, B. (2017). Towards a rigorous science of interpretable machine learning. arXiv:1702.08608.</w:t>
-      </w:r>
-    </w:p>
-    <w:p>
-      <w:pPr>
-        <w:spacing w:after="160" w:line="360" w:lineRule="auto"/>
-      </w:pPr>
-      <w:r>
-        <w:lastRenderedPageBreak/>
-        <w:t xml:space="preserve">Hafner, D., </w:t>
-      </w:r>
-      <w:proofErr w:type="spellStart"/>
-      <w:r>
-        <w:t>Lillicrap</w:t>
-      </w:r>
-      <w:proofErr w:type="spellEnd"/>
-      <w:r>
-        <w:t>, T., Fischer, I., Villegas, R., Ha, D., Lee, H., &amp; Davidson, J. (2019). Learning latent dynamics for planning from pixels. ICML.</w:t>
-      </w:r>
-    </w:p>
-    <w:p>
-      <w:pPr>
-        <w:spacing w:after="160" w:line="360" w:lineRule="auto"/>
-      </w:pPr>
-      <w:r>
-        <w:t xml:space="preserve">Hafner, D., </w:t>
-      </w:r>
-      <w:proofErr w:type="spellStart"/>
-      <w:r>
-        <w:t>Lillicrap</w:t>
-      </w:r>
-      <w:proofErr w:type="spellEnd"/>
-      <w:r>
-        <w:t xml:space="preserve">, T., </w:t>
-      </w:r>
-      <w:proofErr w:type="spellStart"/>
-      <w:r>
-        <w:t>Norouzi</w:t>
-      </w:r>
-      <w:proofErr w:type="spellEnd"/>
-      <w:r>
-        <w:t>, M., &amp; Ba, J. (2020). Dream to control: Learning behaviors by latent imagination. ICLR.</w:t>
-      </w:r>
-    </w:p>
-    <w:p>
-      <w:pPr>
-        <w:spacing w:after="160" w:line="360" w:lineRule="auto"/>
-      </w:pPr>
-      <w:r>
-        <w:t xml:space="preserve">Hafner, D., </w:t>
-      </w:r>
-      <w:proofErr w:type="spellStart"/>
-      <w:r>
-        <w:t>Pasukonis</w:t>
-      </w:r>
-      <w:proofErr w:type="spellEnd"/>
-      <w:r>
-        <w:t xml:space="preserve">, J., Ba, J., &amp; </w:t>
-      </w:r>
-      <w:proofErr w:type="spellStart"/>
-      <w:r>
-        <w:t>Lillicrap</w:t>
-      </w:r>
-      <w:proofErr w:type="spellEnd"/>
-      <w:r>
-        <w:t>, T. (2023). Mastering diverse domains through world models. arXiv:2301.04104.</w:t>
-      </w:r>
-    </w:p>
-    <w:p>
-      <w:pPr>
-        <w:spacing w:after="160" w:line="360" w:lineRule="auto"/>
-      </w:pPr>
-      <w:r>
-        <w:rPr>
-          <w:lang w:val="nl-NL"/>
-        </w:rPr>
-        <w:t xml:space="preserve">Hansen, N., </w:t>
-      </w:r>
-      <w:proofErr w:type="spellStart"/>
-      <w:r>
-        <w:rPr>
-          <w:lang w:val="nl-NL"/>
-        </w:rPr>
-        <w:t>Su</w:t>
-      </w:r>
-      <w:proofErr w:type="spellEnd"/>
-      <w:r>
-        <w:rPr>
-          <w:lang w:val="nl-NL"/>
-        </w:rPr>
-        <w:t xml:space="preserve">, H., &amp; Wang, X. (2024). </w:t>
-      </w:r>
-      <w:r>
-        <w:t>TD-MPC2: Scalable, robust world models for continuous control. ICLR.</w:t>
-      </w:r>
-    </w:p>
-    <w:p>
-      <w:pPr>
-        <w:spacing w:after="160" w:line="360" w:lineRule="auto"/>
-      </w:pPr>
-      <w:r>
-        <w:t xml:space="preserve">Higgins, I., Matthey, L., Pal, A., Burgess, C., </w:t>
-      </w:r>
-      <w:proofErr w:type="spellStart"/>
-      <w:r>
-        <w:t>Glorot</w:t>
-      </w:r>
-      <w:proofErr w:type="spellEnd"/>
-      <w:r>
-        <w:t xml:space="preserve">, X., </w:t>
-      </w:r>
-      <w:proofErr w:type="spellStart"/>
-      <w:r>
-        <w:t>Botvinick</w:t>
-      </w:r>
-      <w:proofErr w:type="spellEnd"/>
-      <w:r>
-        <w:t xml:space="preserve">, M., Mohamed, S., &amp; </w:t>
-      </w:r>
-      <w:proofErr w:type="spellStart"/>
-      <w:r>
-        <w:t>Lerchner</w:t>
-      </w:r>
-      <w:proofErr w:type="spellEnd"/>
-      <w:r>
-        <w:t>, A. (2017). beta-VAE: Learning basic visual concepts with a constrained variational framework. ICLR.</w:t>
-      </w:r>
-    </w:p>
-    <w:p>
-      <w:pPr>
-        <w:spacing w:after="160" w:line="360" w:lineRule="auto"/>
-      </w:pPr>
-      <w:r>
-        <w:t xml:space="preserve">Janner, M., Li, Q., &amp; Levine, S. (2021). Offline reinforcement learning as one big sequence modeling problem. </w:t>
-      </w:r>
-      <w:proofErr w:type="spellStart"/>
-      <w:r>
-        <w:t>NeurIPS</w:t>
-      </w:r>
-      <w:proofErr w:type="spellEnd"/>
-      <w:r>
-        <w:t>.</w:t>
-      </w:r>
-    </w:p>
-    <w:p>
-      <w:pPr>
-        <w:spacing w:after="160" w:line="360" w:lineRule="auto"/>
-      </w:pPr>
-      <w:r>
-        <w:t xml:space="preserve">Kaiser, L., </w:t>
-      </w:r>
-      <w:proofErr w:type="spellStart"/>
-      <w:r>
-        <w:t>Babaeizadeh</w:t>
-      </w:r>
-      <w:proofErr w:type="spellEnd"/>
-      <w:r>
-        <w:t xml:space="preserve">, M., Milos, P., Osinski, B., Campbell, R. H., </w:t>
-      </w:r>
-      <w:proofErr w:type="spellStart"/>
-      <w:r>
-        <w:t>Czechowski</w:t>
-      </w:r>
-      <w:proofErr w:type="spellEnd"/>
-      <w:r>
-        <w:t xml:space="preserve">, K., Erhan, D., Finn, C., </w:t>
-      </w:r>
-      <w:proofErr w:type="spellStart"/>
-      <w:r>
-        <w:t>Kozakowski</w:t>
-      </w:r>
-      <w:proofErr w:type="spellEnd"/>
-      <w:r>
-        <w:t xml:space="preserve">, P., Levine, S., Mohiuddin, A., </w:t>
-      </w:r>
-      <w:proofErr w:type="spellStart"/>
-      <w:r>
-        <w:t>Sepassi</w:t>
-      </w:r>
-      <w:proofErr w:type="spellEnd"/>
-      <w:r>
-        <w:t xml:space="preserve">, R., Tucker, G., &amp; </w:t>
-      </w:r>
-      <w:proofErr w:type="spellStart"/>
-      <w:r>
-        <w:t>Michalewski</w:t>
-      </w:r>
-      <w:proofErr w:type="spellEnd"/>
-      <w:r>
-        <w:t>, H. (2019). Model-based reinforcement learning for Atari. ICLR.</w:t>
-      </w:r>
-    </w:p>
-    <w:p>
-      <w:pPr>
-        <w:spacing w:after="160" w:line="360" w:lineRule="auto"/>
-      </w:pPr>
-      <w:r>
-        <w:t xml:space="preserve">Koh, P. W., Nguyen, T., Tang, Y. S., </w:t>
-      </w:r>
-      <w:proofErr w:type="spellStart"/>
-      <w:r>
-        <w:t>Mussmann</w:t>
-      </w:r>
-      <w:proofErr w:type="spellEnd"/>
-      <w:r>
-        <w:t>, S., Pierson, E., Kim, B., &amp; Liang, P. (2020). Concept bottleneck models. ICML.</w:t>
-      </w:r>
-    </w:p>
-    <w:p>
-      <w:pPr>
-        <w:spacing w:after="160" w:line="360" w:lineRule="auto"/>
-      </w:pPr>
-      <w:r>
-        <w:t xml:space="preserve">Levine, S., Finn, C., Darrell, T., &amp; </w:t>
-      </w:r>
-      <w:proofErr w:type="spellStart"/>
-      <w:r>
-        <w:t>Abbeel</w:t>
-      </w:r>
-      <w:proofErr w:type="spellEnd"/>
-      <w:r>
-        <w:t>, P. (2016). End-to-end training of deep visuomotor policies. JMLR.</w:t>
-      </w:r>
-    </w:p>
-    <w:p>
-      <w:pPr>
-        <w:spacing w:after="160" w:line="360" w:lineRule="auto"/>
-      </w:pPr>
-      <w:r>
-        <w:t xml:space="preserve">Mentzer, F., Foster, D., </w:t>
-      </w:r>
-      <w:proofErr w:type="spellStart"/>
-      <w:r>
-        <w:t>Minnen</w:t>
-      </w:r>
-      <w:proofErr w:type="spellEnd"/>
-      <w:r>
-        <w:t xml:space="preserve">, D., </w:t>
-      </w:r>
-      <w:proofErr w:type="spellStart"/>
-      <w:r>
-        <w:t>Agustsson</w:t>
-      </w:r>
-      <w:proofErr w:type="spellEnd"/>
-      <w:r>
-        <w:t xml:space="preserve">, E., &amp; </w:t>
-      </w:r>
-      <w:proofErr w:type="spellStart"/>
-      <w:r>
-        <w:t>Toderici</w:t>
-      </w:r>
-      <w:proofErr w:type="spellEnd"/>
-      <w:r>
-        <w:t>, G. (2023). Finite scalar quantization: VQ-VAE made simple. arXiv:2309.15505.</w:t>
-      </w:r>
-    </w:p>
-    <w:p>
-      <w:pPr>
-        <w:spacing w:after="160" w:line="360" w:lineRule="auto"/>
-      </w:pPr>
-      <w:r>
-        <w:t>Micheli, V., Alonso, E., &amp; Fleuret, F. (2023). Transformers are sample-efficient world models. ICLR.</w:t>
-      </w:r>
-    </w:p>
-    <w:p>
-      <w:pPr>
-        <w:spacing w:after="160" w:line="360" w:lineRule="auto"/>
-      </w:pPr>
-      <w:proofErr w:type="spellStart"/>
-      <w:r>
-        <w:t>Mnih</w:t>
-      </w:r>
-      <w:proofErr w:type="spellEnd"/>
-      <w:r>
-        <w:t xml:space="preserve">, V., </w:t>
-      </w:r>
-      <w:proofErr w:type="spellStart"/>
-      <w:r>
-        <w:t>Kavukcuoglu</w:t>
-      </w:r>
-      <w:proofErr w:type="spellEnd"/>
-      <w:r>
-        <w:t xml:space="preserve">, K., Silver, D., </w:t>
-      </w:r>
-      <w:proofErr w:type="spellStart"/>
-      <w:r>
-        <w:t>Rusu</w:t>
-      </w:r>
-      <w:proofErr w:type="spellEnd"/>
-      <w:r>
-        <w:t xml:space="preserve">, A. A., </w:t>
-      </w:r>
-      <w:proofErr w:type="spellStart"/>
-      <w:r>
-        <w:t>Veness</w:t>
-      </w:r>
-      <w:proofErr w:type="spellEnd"/>
-      <w:r>
-        <w:t xml:space="preserve">, J., Bellemare, M. G., Graves, A., </w:t>
-      </w:r>
-      <w:proofErr w:type="spellStart"/>
-      <w:r>
-        <w:t>Riedmiller</w:t>
-      </w:r>
-      <w:proofErr w:type="spellEnd"/>
-      <w:r>
-        <w:t xml:space="preserve">, M., </w:t>
-      </w:r>
-      <w:proofErr w:type="spellStart"/>
-      <w:r>
-        <w:t>Fidjeland</w:t>
-      </w:r>
-      <w:proofErr w:type="spellEnd"/>
-      <w:r>
-        <w:t xml:space="preserve">, A. K., </w:t>
-      </w:r>
-      <w:proofErr w:type="spellStart"/>
-      <w:r>
-        <w:t>Ostrovski</w:t>
-      </w:r>
-      <w:proofErr w:type="spellEnd"/>
-      <w:r>
-        <w:t xml:space="preserve">, G., Petersen, S., Beattie, C., Sadik, A., </w:t>
-      </w:r>
-      <w:proofErr w:type="spellStart"/>
-      <w:r>
-        <w:t>Antonoglou</w:t>
-      </w:r>
-      <w:proofErr w:type="spellEnd"/>
-      <w:r>
-        <w:t xml:space="preserve">, I., King, H., Kumaran, D., </w:t>
-      </w:r>
-      <w:proofErr w:type="spellStart"/>
-      <w:r>
-        <w:t>Wierstra</w:t>
-      </w:r>
-      <w:proofErr w:type="spellEnd"/>
-      <w:r>
-        <w:t>, D., Legg, S., &amp; Hassabis, D. (2015). Human-level control through deep reinforcement learning. Nature, 518, 529-533.</w:t>
-      </w:r>
-    </w:p>
-    <w:p>
-      <w:pPr>
-        <w:spacing w:after="160" w:line="360" w:lineRule="auto"/>
-      </w:pPr>
-      <w:r>
-        <w:lastRenderedPageBreak/>
-        <w:t xml:space="preserve">Ramesh, A., Pavlov, M., Goh, G., Gray, S., Voss, C., Radford, A., Chen, M., &amp; </w:t>
-      </w:r>
-      <w:proofErr w:type="spellStart"/>
-      <w:r>
-        <w:t>Sutskever</w:t>
-      </w:r>
-      <w:proofErr w:type="spellEnd"/>
-      <w:r>
-        <w:t>, I. (2021). Zero-shot text-to-image generation. ICML.</w:t>
-      </w:r>
-    </w:p>
-    <w:p>
-      <w:pPr>
-        <w:spacing w:after="160" w:line="360" w:lineRule="auto"/>
-      </w:pPr>
-      <w:r>
-        <w:t xml:space="preserve">Razavi, A., van den Oord, A., &amp; </w:t>
-      </w:r>
-      <w:proofErr w:type="spellStart"/>
-      <w:r>
-        <w:t>Vinyals</w:t>
-      </w:r>
-      <w:proofErr w:type="spellEnd"/>
-      <w:r>
-        <w:t xml:space="preserve">, O. (2019). Generating diverse high-fidelity images with VQ-VAE-2. </w:t>
-      </w:r>
-      <w:proofErr w:type="spellStart"/>
-      <w:r>
-        <w:t>NeurIPS</w:t>
-      </w:r>
-      <w:proofErr w:type="spellEnd"/>
-      <w:r>
-        <w:t>.</w:t>
-      </w:r>
-    </w:p>
-    <w:p>
-      <w:pPr>
-        <w:spacing w:after="160" w:line="360" w:lineRule="auto"/>
-      </w:pPr>
-      <w:r>
-        <w:t xml:space="preserve">Reed, S., </w:t>
-      </w:r>
-      <w:proofErr w:type="spellStart"/>
-      <w:r>
-        <w:t>Zolna</w:t>
-      </w:r>
-      <w:proofErr w:type="spellEnd"/>
-      <w:r>
-        <w:t xml:space="preserve">, K., </w:t>
-      </w:r>
-      <w:proofErr w:type="spellStart"/>
-      <w:r>
-        <w:t>Parisotto</w:t>
-      </w:r>
-      <w:proofErr w:type="spellEnd"/>
-      <w:r>
-        <w:t xml:space="preserve">, E., </w:t>
-      </w:r>
-      <w:proofErr w:type="spellStart"/>
-      <w:r>
-        <w:t>Colmenarejo</w:t>
-      </w:r>
-      <w:proofErr w:type="spellEnd"/>
-      <w:r>
-        <w:t xml:space="preserve">, S. G., Novikov, A., Barth-Maron, G., Gimenez, M., </w:t>
-      </w:r>
-      <w:proofErr w:type="spellStart"/>
-      <w:r>
-        <w:t>Sulsky</w:t>
-      </w:r>
-      <w:proofErr w:type="spellEnd"/>
-      <w:r>
-        <w:t xml:space="preserve">, Y., Kay, J., </w:t>
-      </w:r>
-      <w:proofErr w:type="spellStart"/>
-      <w:r>
-        <w:t>Springenberg</w:t>
-      </w:r>
-      <w:proofErr w:type="spellEnd"/>
-      <w:r>
-        <w:t xml:space="preserve">, J. T., Eccles, T., Bruce, J., Razavi, A., Edwards, A., </w:t>
-      </w:r>
-      <w:proofErr w:type="spellStart"/>
-      <w:r>
-        <w:t>Heess</w:t>
-      </w:r>
-      <w:proofErr w:type="spellEnd"/>
-      <w:r>
-        <w:t xml:space="preserve">, N., Chen, Y., Hadsell, R., </w:t>
-      </w:r>
-      <w:proofErr w:type="spellStart"/>
-      <w:r>
-        <w:t>Vinyals</w:t>
-      </w:r>
-      <w:proofErr w:type="spellEnd"/>
-      <w:r>
-        <w:t>, O., Cabi, S., &amp; de Freitas, N. (2022). A generalist agent. TMLR.</w:t>
-      </w:r>
-    </w:p>
-    <w:p>
-      <w:pPr>
-        <w:spacing w:after="160" w:line="360" w:lineRule="auto"/>
-      </w:pPr>
-      <w:r>
-        <w:t xml:space="preserve">Schulman, J., Wolski, F., </w:t>
-      </w:r>
-      <w:proofErr w:type="spellStart"/>
-      <w:r>
-        <w:t>Dhariwal</w:t>
-      </w:r>
-      <w:proofErr w:type="spellEnd"/>
-      <w:r>
-        <w:t>, P., Radford, A., &amp; Klimov, O. (2017). Proximal policy optimization algorithms. arXiv:1707.06347.</w:t>
-      </w:r>
-    </w:p>
-    <w:p>
-      <w:pPr>
-        <w:spacing w:after="160" w:line="360" w:lineRule="auto"/>
-      </w:pPr>
-      <w:proofErr w:type="gramStart"/>
-      <w:r>
-        <w:rPr>
-          <w:lang w:val="nl-NL"/>
-        </w:rPr>
-        <w:t>van</w:t>
-      </w:r>
-      <w:proofErr w:type="gramEnd"/>
-      <w:r>
-        <w:rPr>
-          <w:lang w:val="nl-NL"/>
-        </w:rPr>
-        <w:t xml:space="preserve"> den Oord, A., </w:t>
-      </w:r>
-      <w:proofErr w:type="spellStart"/>
-      <w:r>
-        <w:rPr>
-          <w:lang w:val="nl-NL"/>
-        </w:rPr>
-        <w:t>Vinyals</w:t>
-      </w:r>
-      <w:proofErr w:type="spellEnd"/>
-      <w:r>
-        <w:rPr>
-          <w:lang w:val="nl-NL"/>
-        </w:rPr>
-        <w:t xml:space="preserve">, O., &amp; </w:t>
-      </w:r>
-      <w:proofErr w:type="spellStart"/>
-      <w:r>
-        <w:rPr>
-          <w:lang w:val="nl-NL"/>
-        </w:rPr>
-        <w:t>Kavukcuoglu</w:t>
-      </w:r>
-      <w:proofErr w:type="spellEnd"/>
-      <w:r>
-        <w:rPr>
-          <w:lang w:val="nl-NL"/>
-        </w:rPr>
-        <w:t xml:space="preserve">, K. (2017). </w:t>
-      </w:r>
-      <w:r>
-        <w:t xml:space="preserve">Neural discrete representation learning. </w:t>
-      </w:r>
-      <w:proofErr w:type="spellStart"/>
-      <w:r>
-        <w:t>NeurIPS</w:t>
-      </w:r>
-      <w:proofErr w:type="spellEnd"/>
-      <w:r>
-        <w:t>.</w:t>
+        <w:t xml:space="preserve">van den Oord, A., Vinyals, O., &amp; Kavukcuoglu, K. (2017). </w:t>
+      </w:r>
+      <w:r>
+        <w:t>Neural discrete representation learning. NeurIPS.</w:t>
       </w:r>
     </w:p>
     <w:p>
@@ -1876,11 +1311,12 @@
       </w:r>
     </w:p>
     <w:sectPr>
-      <w:headerReference w:type="default" r:id="rId11"/>
-      <w:footerReference w:type="default" r:id="rId12"/>
+      <w:headerReference w:type="default" r:id="rId10"/>
+      <w:footerReference w:type="default" r:id="rId11"/>
       <w:pgSz w:w="11906" w:h="16838"/>
       <w:pgMar w:top="1440" w:right="1440" w:bottom="1440" w:left="1440" w:header="708" w:footer="708" w:gutter="0"/>
       <w:cols w:space="720"/>
+      <w:formProt w:val="0"/>
       <w:docGrid w:linePitch="360"/>
     </w:sectPr>
   </w:body>
@@ -1889,47 +1325,275 @@
 
 <file path=word/comments.xml><?xml version="1.0" encoding="utf-8"?>
 <w:comments xmlns:wpc="http://schemas.microsoft.com/office/word/2010/wordprocessingCanvas" xmlns:cx="http://schemas.microsoft.com/office/drawing/2014/chartex" xmlns:cx1="http://schemas.microsoft.com/office/drawing/2015/9/8/chartex" xmlns:cx2="http://schemas.microsoft.com/office/drawing/2015/10/21/chartex" xmlns:cx3="http://schemas.microsoft.com/office/drawing/2016/5/9/chartex" xmlns:cx4="http://schemas.microsoft.com/office/drawing/2016/5/10/chartex" xmlns:cx5="http://schemas.microsoft.com/office/drawing/2016/5/11/chartex" xmlns:cx6="http://schemas.microsoft.com/office/drawing/2016/5/12/chartex" xmlns:cx7="http://schemas.microsoft.com/office/drawing/2016/5/13/chartex" xmlns:cx8="http://schemas.microsoft.com/office/drawing/2016/5/14/chartex" xmlns:mc="http://schemas.openxmlformats.org/markup-compatibility/2006" xmlns:aink="http://schemas.microsoft.com/office/drawing/2016/ink" xmlns:am3d="http://schemas.microsoft.com/office/drawing/2017/model3d" xmlns:o="urn:schemas-microsoft-com:office:office" xmlns:oel="http://schemas.microsoft.com/office/2019/extlst" xmlns:r="http://schemas.openxmlformats.org/officeDocument/2006/relationships" xmlns:m="http://schemas.openxmlformats.org/officeDocument/2006/math" xmlns:v="urn:schemas-microsoft-com:vml" xmlns:wp14="http://schemas.microsoft.com/office/word/2010/wordprocessingDrawing" xmlns:wp="http://schemas.openxmlformats.org/drawingml/2006/wordprocessingDrawing" xmlns:w10="urn:schemas-microsoft-com:office:word" xmlns:w="http://schemas.openxmlformats.org/wordprocessingml/2006/main" xmlns:w14="http://schemas.microsoft.com/office/word/2010/wordml" xmlns:w15="http://schemas.microsoft.com/office/word/2012/wordml" xmlns:w16cex="http://schemas.microsoft.com/office/word/2018/wordml/cex" xmlns:w16cid="http://schemas.microsoft.com/office/word/2016/wordml/cid" xmlns:w16="http://schemas.microsoft.com/office/word/2018/wordml" xmlns:w16du="http://schemas.microsoft.com/office/word/2023/wordml/word16du" xmlns:w16sdtdh="http://schemas.microsoft.com/office/word/2020/wordml/sdtdatahash" xmlns:w16sdtfl="http://schemas.microsoft.com/office/word/2024/wordml/sdtformatlock" xmlns:w16se="http://schemas.microsoft.com/office/word/2015/wordml/symex" xmlns:wpg="http://schemas.microsoft.com/office/word/2010/wordprocessingGroup" xmlns:wpi="http://schemas.microsoft.com/office/word/2010/wordprocessingInk" xmlns:wne="http://schemas.microsoft.com/office/word/2006/wordml" xmlns:wps="http://schemas.microsoft.com/office/word/2010/wordprocessingShape" mc:Ignorable="w14 w15 w16se w16cid w16 w16cex w16sdtdh w16sdtfl w16du wp14">
-  <w:comment w:id="0" w:author="Menon, R.S. (Rohan)" w:date="2026-05-13T22:40:00Z" w:initials="RM">
-    <w:p>
-      <w:r>
-        <w:rPr>
-          <w:rStyle w:val="CommentReference"/>
-        </w:rPr>
-        <w:annotationRef/>
-      </w:r>
-      <w:r>
-        <w:rPr>
+  <w:comment w:id="0" w:author="Unknown Author" w:date="2026-05-18T14:01:00Z" w:initials="">
+    <w:p>
+      <w:r>
+        <w:rPr>
+          <w:sz w:val="20"/>
+        </w:rPr>
+        <w:t>This title would be a bit long for a final version</w:t>
+      </w:r>
+    </w:p>
+    <w:p/>
+  </w:comment>
+  <w:comment w:id="1" w:author="Unknown Author" w:date="2026-05-18T14:03:00Z" w:initials="">
+    <w:p>
+      <w:r>
+        <w:rPr>
+          <w:sz w:val="20"/>
+        </w:rPr>
+        <w:t>can be tuned down a bit. Try to keep the writing objective</w:t>
+      </w:r>
+    </w:p>
+  </w:comment>
+  <w:comment w:id="2" w:author="Unknown Author" w:date="2026-05-18T14:04:00Z" w:initials="">
+    <w:p>
+      <w:r>
+        <w:rPr>
+          <w:sz w:val="20"/>
+        </w:rPr>
+        <w:t xml:space="preserve">these references are by now quite old </w:t>
+      </w:r>
+    </w:p>
+  </w:comment>
+  <w:comment w:id="3" w:author="Unknown Author" w:date="2026-05-18T14:05:00Z" w:initials="">
+    <w:p>
+      <w:r>
+        <w:rPr>
+          <w:sz w:val="20"/>
+        </w:rPr>
+        <w:t>again I would try to be a bit more cautious here in phrasing. Fundamental would require (referring to) some theoretical bound on performance based on # samples</w:t>
+      </w:r>
+    </w:p>
+  </w:comment>
+  <w:comment w:id="4" w:author="Unknown Author" w:date="2026-05-18T14:06:00Z" w:initials="">
+    <w:p>
+      <w:r>
+        <w:rPr>
+          <w:sz w:val="20"/>
+        </w:rPr>
+        <w:t>also cite later versions of dreamer here</w:t>
+      </w:r>
+    </w:p>
+  </w:comment>
+  <w:comment w:id="5" w:author="Unknown Author" w:date="2026-05-18T14:07:00Z" w:initials="">
+    <w:p>
+      <w:r>
+        <w:rPr>
+          <w:sz w:val="20"/>
+        </w:rPr>
+        <w:t>some caution is warranted here</w:t>
+      </w:r>
+    </w:p>
+  </w:comment>
+  <w:comment w:id="6" w:author="Unknown Author" w:date="2026-05-18T14:07:00Z" w:initials="">
+    <w:p>
+      <w:r>
+        <w:rPr>
+          <w:sz w:val="20"/>
+        </w:rPr>
+        <w:t>this a key argument, keep it</w:t>
+      </w:r>
+    </w:p>
+  </w:comment>
+  <w:comment w:id="7" w:author="Unknown Author" w:date="2026-05-18T14:07:00Z" w:initials="">
+    <w:p>
+      <w:r>
+        <w:rPr>
+          <w:sz w:val="20"/>
+        </w:rPr>
+        <w:t>connect these two points better. Are they the same? E.g. generalize better and are therefore more sample efficient? Or are they complementary, e.g. genearlize faster and are additionally more sample efficient</w:t>
+      </w:r>
+    </w:p>
+  </w:comment>
+  <w:comment w:id="9" w:author="Unknown Author" w:date="2026-05-18T14:09:00Z" w:initials="">
+    <w:p>
+      <w:r>
+        <w:rPr>
+          <w:sz w:val="20"/>
+        </w:rPr>
+        <w:t>this is a bit out of the blue and a bit too detailed.</w:t>
+      </w:r>
+    </w:p>
+    <w:p>
+      <w:r>
+        <w:rPr>
+          <w:sz w:val="20"/>
+        </w:rPr>
+        <w:t>You here move directly into the solution, whereas you still need to better indicate the gap of training discrete representation models for RL</w:t>
+      </w:r>
+    </w:p>
+  </w:comment>
+  <w:comment w:id="14" w:author="Unknown Author" w:date="2026-05-18T14:11:00Z" w:initials="">
+    <w:p>
+      <w:r>
+        <w:rPr>
+          <w:sz w:val="20"/>
+        </w:rPr>
+        <w:t>I see what you are trying to do here but DreamerV3 mention breaks the flow since it is not discrete.</w:t>
+      </w:r>
+    </w:p>
+  </w:comment>
+  <w:comment w:id="17" w:author="Unknown Author" w:date="2026-05-18T14:12:00Z" w:initials="">
+    <w:p>
+      <w:r>
+        <w:rPr>
+          <w:sz w:val="20"/>
+        </w:rPr>
+        <w:t>would be nice to also mention neurosymbolic approaches here since discrete representations may be combined with prior knowledge or used for downstream symbolic reasoning</w:t>
+      </w:r>
+    </w:p>
+  </w:comment>
+  <w:comment w:id="18" w:author="Unknown Author" w:date="2026-05-18T14:13:00Z" w:initials="">
+    <w:p>
+      <w:r>
+        <w:rPr>
+          <w:sz w:val="20"/>
+        </w:rPr>
+        <w:t>try to avoid yes/no questions or statements as these are scientifically boring and often ill-posed. Better would be something like: “the degree in which discrete token-based representations can ......”</w:t>
+      </w:r>
+    </w:p>
+  </w:comment>
+  <w:comment w:id="20" w:author="Unknown Author" w:date="2026-05-18T14:15:00Z" w:initials="">
+    <w:p>
+      <w:r>
+        <w:rPr>
+          <w:sz w:val="20"/>
+        </w:rPr>
+        <w:t>I would generally introduce the relevance of the gap before mentioning the gap:</w:t>
+      </w:r>
+    </w:p>
+    <w:p>
+      <w:r>
+        <w:rPr>
+          <w:sz w:val="20"/>
+        </w:rPr>
+        <w:t>1. RL with world models2. However, they remain sample inefficient.3. Benefits of discrete representations (in humans and beyond)</w:t>
+      </w:r>
+    </w:p>
+    <w:p>
+      <w:r>
+        <w:rPr>
+          <w:sz w:val="20"/>
+        </w:rPr>
+        <w:t>4. However, this is not yet studied in RL. Contrast with related work&gt;&gt; move into RQ / contribution of this thesis</w:t>
+      </w:r>
+    </w:p>
+  </w:comment>
+  <w:comment w:id="21" w:author="Unknown Author" w:date="2026-05-18T14:17:00Z" w:initials="">
+    <w:p>
+      <w:r>
+        <w:rPr>
+          <w:sz w:val="20"/>
+        </w:rPr>
+        <w:t>I would say this is too detailed for this stage. Try to keep it more generic</w:t>
+      </w:r>
+    </w:p>
+  </w:comment>
+  <w:comment w:id="22" w:author="Unknown Author" w:date="2026-05-18T14:18:00Z" w:initials="">
+    <w:p>
+      <w:r>
+        <w:rPr>
+          <w:sz w:val="20"/>
+        </w:rPr>
+        <w:t>this is great!</w:t>
+      </w:r>
+    </w:p>
+  </w:comment>
+  <w:comment w:id="23" w:author="Unknown Author" w:date="2026-05-18T14:18:00Z" w:initials="">
+    <w:p>
+      <w:r>
+        <w:rPr>
+          <w:sz w:val="20"/>
+        </w:rPr>
+        <w:t>this is too detailed for the final thesis</w:t>
+      </w:r>
+    </w:p>
+  </w:comment>
+  <w:comment w:id="24" w:author="Menon, R.S. (Rohan)" w:date="2026-05-13T22:40:00Z" w:initials="RM">
+    <w:p>
+      <w:r>
+        <w:rPr>
+          <w:rFonts w:ascii="Liberation Serif" w:eastAsia="DejaVu Sans" w:hAnsi="Liberation Serif" w:cs="DejaVu Sans"/>
           <w:color w:val="000000"/>
           <w:sz w:val="20"/>
           <w:szCs w:val="20"/>
+          <w:lang w:bidi="en-US"/>
         </w:rPr>
         <w:t>Three policy architectures are then evaluated on top of the frozen encoder a memoryless MLP, a recurrent LSTM, and a Sentence Transformer and compared against a continuous-encoder baseline and raw-observation baseline to understand the contribution of the encoder baseline</w:t>
       </w:r>
     </w:p>
   </w:comment>
-  <w:comment w:id="1" w:author="Menon, R.S. (Rohan)" w:date="2026-05-13T22:45:00Z" w:initials="RM">
-    <w:p>
-      <w:r>
-        <w:rPr>
-          <w:rStyle w:val="CommentReference"/>
-        </w:rPr>
-        <w:annotationRef/>
-      </w:r>
-      <w:r>
-        <w:rPr>
+  <w:comment w:id="25" w:author="Unknown Author" w:date="2026-05-18T14:19:00Z" w:initials="">
+    <w:p>
+      <w:r>
+        <w:rPr>
+          <w:sz w:val="20"/>
+        </w:rPr>
+        <w:t>merge with 1.2You can also opt to do without explicit RQs in the thesis and only present research goals. However for the sake of actually doing the research I think RQs are very useful</w:t>
+      </w:r>
+    </w:p>
+  </w:comment>
+  <w:comment w:id="26" w:author="Unknown Author" w:date="2026-05-18T14:20:00Z" w:initials="">
+    <w:p>
+      <w:r>
+        <w:rPr>
+          <w:sz w:val="20"/>
+        </w:rPr>
+        <w:t>the key points of this section are1. to compare and contrast your thesis (contribution!) with existing work.2. to show you know your stuff3. to prepare the audience for the methodology section</w:t>
+      </w:r>
+    </w:p>
+    <w:p>
+      <w:r>
+        <w:rPr>
+          <w:sz w:val="20"/>
+        </w:rPr>
+        <w:t>4. to preprare the audience for the experiments section</w:t>
+      </w:r>
+    </w:p>
+  </w:comment>
+  <w:comment w:id="27" w:author="Unknown Author" w:date="2026-05-18T14:21:00Z" w:initials="">
+    <w:p>
+      <w:r>
+        <w:rPr>
+          <w:sz w:val="20"/>
+        </w:rPr>
+        <w:t>this looks like a good structure</w:t>
+      </w:r>
+    </w:p>
+  </w:comment>
+  <w:comment w:id="28" w:author="Unknown Author" w:date="2026-05-18T14:21:00Z" w:initials="">
+    <w:p>
+      <w:r>
+        <w:rPr>
+          <w:sz w:val="20"/>
+        </w:rPr>
+        <w:t>I don’t think you need all of these. Try to focus on the most important, and mention the others in passing</w:t>
+      </w:r>
+    </w:p>
+  </w:comment>
+  <w:comment w:id="29" w:author="Menon, R.S. (Rohan)" w:date="2026-05-13T22:45:00Z" w:initials="RM">
+    <w:p>
+      <w:r>
+        <w:rPr>
+          <w:rFonts w:ascii="Liberation Serif" w:eastAsia="DejaVu Sans" w:hAnsi="Liberation Serif" w:cs="DejaVu Sans"/>
           <w:color w:val="000000"/>
           <w:sz w:val="20"/>
           <w:szCs w:val="20"/>
+          <w:lang w:bidi="en-US"/>
         </w:rPr>
         <w:t>world model, continuous vs discrete latents, sample efficiency gains. Gap: latent representations are evaluated on task performance only; the semantic content of discrete tokens is not examined.]</w:t>
       </w:r>
-      <w:r>
-        <w:rPr>
-          <w:color w:val="000000"/>
+    </w:p>
+    <w:p/>
+  </w:comment>
+  <w:comment w:id="30" w:author="Unknown Author" w:date="2026-05-18T14:22:00Z" w:initials="">
+    <w:p>
+      <w:r>
+        <w:rPr>
           <w:sz w:val="20"/>
-          <w:szCs w:val="20"/>
-        </w:rPr>
-        <w:cr/>
+        </w:rPr>
+        <w:t xml:space="preserve">this is quite a rabbit hole, so try to keep it focused </w:t>
       </w:r>
     </w:p>
   </w:comment>
@@ -1938,22 +1602,57 @@
 
 <file path=word/commentsExtended.xml><?xml version="1.0" encoding="utf-8"?>
 <w15:commentsEx xmlns:wpc="http://schemas.microsoft.com/office/word/2010/wordprocessingCanvas" xmlns:cx="http://schemas.microsoft.com/office/drawing/2014/chartex" xmlns:cx1="http://schemas.microsoft.com/office/drawing/2015/9/8/chartex" xmlns:cx2="http://schemas.microsoft.com/office/drawing/2015/10/21/chartex" xmlns:cx3="http://schemas.microsoft.com/office/drawing/2016/5/9/chartex" xmlns:cx4="http://schemas.microsoft.com/office/drawing/2016/5/10/chartex" xmlns:cx5="http://schemas.microsoft.com/office/drawing/2016/5/11/chartex" xmlns:cx6="http://schemas.microsoft.com/office/drawing/2016/5/12/chartex" xmlns:cx7="http://schemas.microsoft.com/office/drawing/2016/5/13/chartex" xmlns:cx8="http://schemas.microsoft.com/office/drawing/2016/5/14/chartex" xmlns:mc="http://schemas.openxmlformats.org/markup-compatibility/2006" xmlns:aink="http://schemas.microsoft.com/office/drawing/2016/ink" xmlns:am3d="http://schemas.microsoft.com/office/drawing/2017/model3d" xmlns:o="urn:schemas-microsoft-com:office:office" xmlns:oel="http://schemas.microsoft.com/office/2019/extlst" xmlns:r="http://schemas.openxmlformats.org/officeDocument/2006/relationships" xmlns:m="http://schemas.openxmlformats.org/officeDocument/2006/math" xmlns:v="urn:schemas-microsoft-com:vml" xmlns:wp14="http://schemas.microsoft.com/office/word/2010/wordprocessingDrawing" xmlns:wp="http://schemas.openxmlformats.org/drawingml/2006/wordprocessingDrawing" xmlns:w10="urn:schemas-microsoft-com:office:word" xmlns:w="http://schemas.openxmlformats.org/wordprocessingml/2006/main" xmlns:w14="http://schemas.microsoft.com/office/word/2010/wordml" xmlns:w15="http://schemas.microsoft.com/office/word/2012/wordml" xmlns:w16cex="http://schemas.microsoft.com/office/word/2018/wordml/cex" xmlns:w16cid="http://schemas.microsoft.com/office/word/2016/wordml/cid" xmlns:w16="http://schemas.microsoft.com/office/word/2018/wordml" xmlns:w16du="http://schemas.microsoft.com/office/word/2023/wordml/word16du" xmlns:w16sdtdh="http://schemas.microsoft.com/office/word/2020/wordml/sdtdatahash" xmlns:w16sdtfl="http://schemas.microsoft.com/office/word/2024/wordml/sdtformatlock" xmlns:w16se="http://schemas.microsoft.com/office/word/2015/wordml/symex" xmlns:wpg="http://schemas.microsoft.com/office/word/2010/wordprocessingGroup" xmlns:wpi="http://schemas.microsoft.com/office/word/2010/wordprocessingInk" xmlns:wne="http://schemas.microsoft.com/office/word/2006/wordml" xmlns:wps="http://schemas.microsoft.com/office/word/2010/wordprocessingShape" mc:Ignorable="w14 w15 w16se w16cid w16 w16cex w16sdtdh w16sdtfl w16du wp14">
-  <w15:commentEx w15:paraId="737A41DC" w15:done="0"/>
-  <w15:commentEx w15:paraId="07926801" w15:done="0"/>
+  <w15:commentEx w15:paraId="751DBDC6" w15:done="0"/>
+  <w15:commentEx w15:paraId="11065835" w15:done="0"/>
+  <w15:commentEx w15:paraId="3B72A5B9" w15:done="0"/>
+  <w15:commentEx w15:paraId="384C7416" w15:done="0"/>
+  <w15:commentEx w15:paraId="680E4D93" w15:done="0"/>
+  <w15:commentEx w15:paraId="07C2FB97" w15:done="0"/>
+  <w15:commentEx w15:paraId="5E3A74A5" w15:done="0"/>
+  <w15:commentEx w15:paraId="0399BEE7" w15:done="0"/>
+  <w15:commentEx w15:paraId="188DCC85" w15:done="0"/>
+  <w15:commentEx w15:paraId="12EBD5C6" w15:done="0"/>
+  <w15:commentEx w15:paraId="7C74BD08" w15:done="0"/>
+  <w15:commentEx w15:paraId="2584CD46" w15:done="0"/>
+  <w15:commentEx w15:paraId="7A0FC9E3" w15:done="0"/>
+  <w15:commentEx w15:paraId="4AC102B3" w15:done="0"/>
+  <w15:commentEx w15:paraId="699162D1" w15:done="0"/>
+  <w15:commentEx w15:paraId="0988EB4F" w15:done="0"/>
+  <w15:commentEx w15:paraId="64B7E115" w15:done="0"/>
+  <w15:commentEx w15:paraId="7D42C2FC" w15:done="0"/>
+  <w15:commentEx w15:paraId="63D51BA7" w15:done="0"/>
+  <w15:commentEx w15:paraId="0192CB76" w15:done="0"/>
+  <w15:commentEx w15:paraId="77940FA8" w15:done="0"/>
+  <w15:commentEx w15:paraId="057F2050" w15:done="0"/>
+  <w15:commentEx w15:paraId="79075E8C" w15:done="0"/>
 </w15:commentsEx>
-</file>
-
-<file path=word/commentsExtensible.xml><?xml version="1.0" encoding="utf-8"?>
-<w16cex:commentsExtensible xmlns:wpc="http://schemas.microsoft.com/office/word/2010/wordprocessingCanvas" xmlns:cx="http://schemas.microsoft.com/office/drawing/2014/chartex" xmlns:cx1="http://schemas.microsoft.com/office/drawing/2015/9/8/chartex" xmlns:cx2="http://schemas.microsoft.com/office/drawing/2015/10/21/chartex" xmlns:cx3="http://schemas.microsoft.com/office/drawing/2016/5/9/chartex" xmlns:cx4="http://schemas.microsoft.com/office/drawing/2016/5/10/chartex" xmlns:cx5="http://schemas.microsoft.com/office/drawing/2016/5/11/chartex" xmlns:cx6="http://schemas.microsoft.com/office/drawing/2016/5/12/chartex" xmlns:cx7="http://schemas.microsoft.com/office/drawing/2016/5/13/chartex" xmlns:cx8="http://schemas.microsoft.com/office/drawing/2016/5/14/chartex" xmlns:cr="http://schemas.microsoft.com/office/comments/2020/reactions" xmlns:mc="http://schemas.openxmlformats.org/markup-compatibility/2006" xmlns:aink="http://schemas.microsoft.com/office/drawing/2016/ink" xmlns:am3d="http://schemas.microsoft.com/office/drawing/2017/model3d" xmlns:o="urn:schemas-microsoft-com:office:office" xmlns:oel="http://schemas.microsoft.com/office/2019/extlst" xmlns:r="http://schemas.openxmlformats.org/officeDocument/2006/relationships" xmlns:m="http://schemas.openxmlformats.org/officeDocument/2006/math" xmlns:v="urn:schemas-microsoft-com:vml" xmlns:wp14="http://schemas.microsoft.com/office/word/2010/wordprocessingDrawing" xmlns:wp="http://schemas.openxmlformats.org/drawingml/2006/wordprocessingDrawing" xmlns:w10="urn:schemas-microsoft-com:office:word" xmlns:w="http://schemas.openxmlformats.org/wordprocessingml/2006/main" xmlns:w14="http://schemas.microsoft.com/office/word/2010/wordml" xmlns:w15="http://schemas.microsoft.com/office/word/2012/wordml" xmlns:w16cex="http://schemas.microsoft.com/office/word/2018/wordml/cex" xmlns:w16cid="http://schemas.microsoft.com/office/word/2016/wordml/cid" xmlns:w16="http://schemas.microsoft.com/office/word/2018/wordml" xmlns:w16du="http://schemas.microsoft.com/office/word/2023/wordml/word16du" xmlns:w16sdtdh="http://schemas.microsoft.com/office/word/2020/wordml/sdtdatahash" xmlns:w16sdtfl="http://schemas.microsoft.com/office/word/2024/wordml/sdtformatlock" xmlns:w16se="http://schemas.microsoft.com/office/word/2015/wordml/symex" xmlns:wpg="http://schemas.microsoft.com/office/word/2010/wordprocessingGroup" xmlns:wpi="http://schemas.microsoft.com/office/word/2010/wordprocessingInk" xmlns:wne="http://schemas.microsoft.com/office/word/2006/wordml" xmlns:wps="http://schemas.microsoft.com/office/word/2010/wordprocessingShape" mc:Ignorable="w14 w15 w16se w16cid w16 w16cex w16sdtdh w16sdtfl cr w16du wp14">
-  <w16cex:commentExtensible w16cex:durableId="05DEDCF3" w16cex:dateUtc="2026-05-13T20:40:00Z"/>
-  <w16cex:commentExtensible w16cex:durableId="2545D0D6" w16cex:dateUtc="2026-05-13T20:45:00Z"/>
-</w16cex:commentsExtensible>
 </file>
 
 <file path=word/commentsIds.xml><?xml version="1.0" encoding="utf-8"?>
 <w16cid:commentsIds xmlns:wpc="http://schemas.microsoft.com/office/word/2010/wordprocessingCanvas" xmlns:cx="http://schemas.microsoft.com/office/drawing/2014/chartex" xmlns:cx1="http://schemas.microsoft.com/office/drawing/2015/9/8/chartex" xmlns:cx2="http://schemas.microsoft.com/office/drawing/2015/10/21/chartex" xmlns:cx3="http://schemas.microsoft.com/office/drawing/2016/5/9/chartex" xmlns:cx4="http://schemas.microsoft.com/office/drawing/2016/5/10/chartex" xmlns:cx5="http://schemas.microsoft.com/office/drawing/2016/5/11/chartex" xmlns:cx6="http://schemas.microsoft.com/office/drawing/2016/5/12/chartex" xmlns:cx7="http://schemas.microsoft.com/office/drawing/2016/5/13/chartex" xmlns:cx8="http://schemas.microsoft.com/office/drawing/2016/5/14/chartex" xmlns:mc="http://schemas.openxmlformats.org/markup-compatibility/2006" xmlns:aink="http://schemas.microsoft.com/office/drawing/2016/ink" xmlns:am3d="http://schemas.microsoft.com/office/drawing/2017/model3d" xmlns:o="urn:schemas-microsoft-com:office:office" xmlns:oel="http://schemas.microsoft.com/office/2019/extlst" xmlns:r="http://schemas.openxmlformats.org/officeDocument/2006/relationships" xmlns:m="http://schemas.openxmlformats.org/officeDocument/2006/math" xmlns:v="urn:schemas-microsoft-com:vml" xmlns:wp14="http://schemas.microsoft.com/office/word/2010/wordprocessingDrawing" xmlns:wp="http://schemas.openxmlformats.org/drawingml/2006/wordprocessingDrawing" xmlns:w10="urn:schemas-microsoft-com:office:word" xmlns:w="http://schemas.openxmlformats.org/wordprocessingml/2006/main" xmlns:w14="http://schemas.microsoft.com/office/word/2010/wordml" xmlns:w15="http://schemas.microsoft.com/office/word/2012/wordml" xmlns:w16cex="http://schemas.microsoft.com/office/word/2018/wordml/cex" xmlns:w16cid="http://schemas.microsoft.com/office/word/2016/wordml/cid" xmlns:w16="http://schemas.microsoft.com/office/word/2018/wordml" xmlns:w16du="http://schemas.microsoft.com/office/word/2023/wordml/word16du" xmlns:w16sdtdh="http://schemas.microsoft.com/office/word/2020/wordml/sdtdatahash" xmlns:w16sdtfl="http://schemas.microsoft.com/office/word/2024/wordml/sdtformatlock" xmlns:w16se="http://schemas.microsoft.com/office/word/2015/wordml/symex" xmlns:wpg="http://schemas.microsoft.com/office/word/2010/wordprocessingGroup" xmlns:wpi="http://schemas.microsoft.com/office/word/2010/wordprocessingInk" xmlns:wne="http://schemas.microsoft.com/office/word/2006/wordml" xmlns:wps="http://schemas.microsoft.com/office/word/2010/wordprocessingShape" mc:Ignorable="w14 w15 w16se w16cid w16 w16cex w16sdtdh w16sdtfl w16du wp14">
-  <w16cid:commentId w16cid:paraId="737A41DC" w16cid:durableId="05DEDCF3"/>
-  <w16cid:commentId w16cid:paraId="07926801" w16cid:durableId="2545D0D6"/>
+  <w16cid:commentId w16cid:paraId="751DBDC6" w16cid:durableId="1DCBB2A8"/>
+  <w16cid:commentId w16cid:paraId="11065835" w16cid:durableId="6B1BC2BA"/>
+  <w16cid:commentId w16cid:paraId="3B72A5B9" w16cid:durableId="10EB3E4A"/>
+  <w16cid:commentId w16cid:paraId="384C7416" w16cid:durableId="38B329F6"/>
+  <w16cid:commentId w16cid:paraId="680E4D93" w16cid:durableId="4D54C3DD"/>
+  <w16cid:commentId w16cid:paraId="07C2FB97" w16cid:durableId="05BF6C51"/>
+  <w16cid:commentId w16cid:paraId="5E3A74A5" w16cid:durableId="7EC16B53"/>
+  <w16cid:commentId w16cid:paraId="0399BEE7" w16cid:durableId="0F6FCDBE"/>
+  <w16cid:commentId w16cid:paraId="188DCC85" w16cid:durableId="580F39E4"/>
+  <w16cid:commentId w16cid:paraId="12EBD5C6" w16cid:durableId="5D7BAAD7"/>
+  <w16cid:commentId w16cid:paraId="7C74BD08" w16cid:durableId="19E74C62"/>
+  <w16cid:commentId w16cid:paraId="2584CD46" w16cid:durableId="103513F6"/>
+  <w16cid:commentId w16cid:paraId="7A0FC9E3" w16cid:durableId="69DAB46C"/>
+  <w16cid:commentId w16cid:paraId="4AC102B3" w16cid:durableId="70D194DB"/>
+  <w16cid:commentId w16cid:paraId="699162D1" w16cid:durableId="0ED8A4EB"/>
+  <w16cid:commentId w16cid:paraId="0988EB4F" w16cid:durableId="584C3E1B"/>
+  <w16cid:commentId w16cid:paraId="64B7E115" w16cid:durableId="103D9A69"/>
+  <w16cid:commentId w16cid:paraId="7D42C2FC" w16cid:durableId="22749B89"/>
+  <w16cid:commentId w16cid:paraId="63D51BA7" w16cid:durableId="6BEAF76F"/>
+  <w16cid:commentId w16cid:paraId="0192CB76" w16cid:durableId="21B2CD94"/>
+  <w16cid:commentId w16cid:paraId="77940FA8" w16cid:durableId="1CD85A3A"/>
+  <w16cid:commentId w16cid:paraId="057F2050" w16cid:durableId="4A5BBF1F"/>
+  <w16cid:commentId w16cid:paraId="79075E8C" w16cid:durableId="5D76459A"/>
 </w16cid:commentsIds>
 </file>
 
@@ -1999,7 +1698,7 @@
         <w:sz w:val="20"/>
         <w:szCs w:val="20"/>
       </w:rPr>
-      <w:instrText>PAGE</w:instrText>
+      <w:instrText xml:space="preserve"> PAGE </w:instrText>
     </w:r>
     <w:r>
       <w:rPr>
@@ -2011,12 +1710,11 @@
     </w:r>
     <w:r>
       <w:rPr>
-        <w:noProof/>
         <w:color w:val="666666"/>
         <w:sz w:val="20"/>
         <w:szCs w:val="20"/>
       </w:rPr>
-      <w:t>2</w:t>
+      <w:t>10</w:t>
     </w:r>
     <w:r>
       <w:rPr>
@@ -2067,624 +1765,415 @@
 <file path=word/numbering.xml><?xml version="1.0" encoding="utf-8"?>
 <w:numbering xmlns:wpc="http://schemas.microsoft.com/office/word/2010/wordprocessingCanvas" xmlns:cx="http://schemas.microsoft.com/office/drawing/2014/chartex" xmlns:cx1="http://schemas.microsoft.com/office/drawing/2015/9/8/chartex" xmlns:cx2="http://schemas.microsoft.com/office/drawing/2015/10/21/chartex" xmlns:cx3="http://schemas.microsoft.com/office/drawing/2016/5/9/chartex" xmlns:cx4="http://schemas.microsoft.com/office/drawing/2016/5/10/chartex" xmlns:cx5="http://schemas.microsoft.com/office/drawing/2016/5/11/chartex" xmlns:cx6="http://schemas.microsoft.com/office/drawing/2016/5/12/chartex" xmlns:cx7="http://schemas.microsoft.com/office/drawing/2016/5/13/chartex" xmlns:cx8="http://schemas.microsoft.com/office/drawing/2016/5/14/chartex" xmlns:mc="http://schemas.openxmlformats.org/markup-compatibility/2006" xmlns:aink="http://schemas.microsoft.com/office/drawing/2016/ink" xmlns:am3d="http://schemas.microsoft.com/office/drawing/2017/model3d" xmlns:o="urn:schemas-microsoft-com:office:office" xmlns:oel="http://schemas.microsoft.com/office/2019/extlst" xmlns:r="http://schemas.openxmlformats.org/officeDocument/2006/relationships" xmlns:m="http://schemas.openxmlformats.org/officeDocument/2006/math" xmlns:v="urn:schemas-microsoft-com:vml" xmlns:wp14="http://schemas.microsoft.com/office/word/2010/wordprocessingDrawing" xmlns:wp="http://schemas.openxmlformats.org/drawingml/2006/wordprocessingDrawing" xmlns:w10="urn:schemas-microsoft-com:office:word" xmlns:w="http://schemas.openxmlformats.org/wordprocessingml/2006/main" xmlns:w14="http://schemas.microsoft.com/office/word/2010/wordml" xmlns:w15="http://schemas.microsoft.com/office/word/2012/wordml" xmlns:w16cex="http://schemas.microsoft.com/office/word/2018/wordml/cex" xmlns:w16cid="http://schemas.microsoft.com/office/word/2016/wordml/cid" xmlns:w16="http://schemas.microsoft.com/office/word/2018/wordml" xmlns:w16du="http://schemas.microsoft.com/office/word/2023/wordml/word16du" xmlns:w16sdtdh="http://schemas.microsoft.com/office/word/2020/wordml/sdtdatahash" xmlns:w16sdtfl="http://schemas.microsoft.com/office/word/2024/wordml/sdtformatlock" xmlns:w16se="http://schemas.microsoft.com/office/word/2015/wordml/symex" xmlns:wpg="http://schemas.microsoft.com/office/word/2010/wordprocessingGroup" xmlns:wpi="http://schemas.microsoft.com/office/word/2010/wordprocessingInk" xmlns:wne="http://schemas.microsoft.com/office/word/2006/wordml" xmlns:wps="http://schemas.microsoft.com/office/word/2010/wordprocessingShape" mc:Ignorable="w14 w15 w16se w16cid w16 w16cex w16sdtdh w16sdtfl w16du wp14">
   <w:abstractNum w:abstractNumId="0" w15:restartNumberingAfterBreak="0">
-    <w:nsid w:val="170B254F"/>
-    <w:multiLevelType w:val="hybridMultilevel"/>
-    <w:tmpl w:val="127C7574"/>
-    <w:lvl w:ilvl="0" w:tplc="04090001">
+    <w:nsid w:val="065F169C"/>
+    <w:multiLevelType w:val="multilevel"/>
+    <w:tmpl w:val="0324FEC8"/>
+    <w:lvl w:ilvl="0">
+      <w:start w:val="1"/>
+      <w:numFmt w:val="none"/>
+      <w:suff w:val="nothing"/>
+      <w:lvlText w:val=""/>
+      <w:lvlJc w:val="left"/>
+      <w:pPr>
+        <w:tabs>
+          <w:tab w:val="num" w:pos="0"/>
+        </w:tabs>
+        <w:ind w:left="0" w:firstLine="0"/>
+      </w:pPr>
+    </w:lvl>
+    <w:lvl w:ilvl="1">
+      <w:start w:val="1"/>
+      <w:numFmt w:val="none"/>
+      <w:suff w:val="nothing"/>
+      <w:lvlText w:val=""/>
+      <w:lvlJc w:val="left"/>
+      <w:pPr>
+        <w:tabs>
+          <w:tab w:val="num" w:pos="0"/>
+        </w:tabs>
+        <w:ind w:left="0" w:firstLine="0"/>
+      </w:pPr>
+    </w:lvl>
+    <w:lvl w:ilvl="2">
+      <w:start w:val="1"/>
+      <w:numFmt w:val="none"/>
+      <w:suff w:val="nothing"/>
+      <w:lvlText w:val=""/>
+      <w:lvlJc w:val="left"/>
+      <w:pPr>
+        <w:tabs>
+          <w:tab w:val="num" w:pos="0"/>
+        </w:tabs>
+        <w:ind w:left="0" w:firstLine="0"/>
+      </w:pPr>
+    </w:lvl>
+    <w:lvl w:ilvl="3">
+      <w:start w:val="1"/>
+      <w:numFmt w:val="none"/>
+      <w:suff w:val="nothing"/>
+      <w:lvlText w:val=""/>
+      <w:lvlJc w:val="left"/>
+      <w:pPr>
+        <w:tabs>
+          <w:tab w:val="num" w:pos="0"/>
+        </w:tabs>
+        <w:ind w:left="0" w:firstLine="0"/>
+      </w:pPr>
+    </w:lvl>
+    <w:lvl w:ilvl="4">
+      <w:start w:val="1"/>
+      <w:numFmt w:val="none"/>
+      <w:suff w:val="nothing"/>
+      <w:lvlText w:val=""/>
+      <w:lvlJc w:val="left"/>
+      <w:pPr>
+        <w:tabs>
+          <w:tab w:val="num" w:pos="0"/>
+        </w:tabs>
+        <w:ind w:left="0" w:firstLine="0"/>
+      </w:pPr>
+    </w:lvl>
+    <w:lvl w:ilvl="5">
+      <w:start w:val="1"/>
+      <w:numFmt w:val="none"/>
+      <w:suff w:val="nothing"/>
+      <w:lvlText w:val=""/>
+      <w:lvlJc w:val="left"/>
+      <w:pPr>
+        <w:tabs>
+          <w:tab w:val="num" w:pos="0"/>
+        </w:tabs>
+        <w:ind w:left="0" w:firstLine="0"/>
+      </w:pPr>
+    </w:lvl>
+    <w:lvl w:ilvl="6">
+      <w:start w:val="1"/>
+      <w:numFmt w:val="none"/>
+      <w:suff w:val="nothing"/>
+      <w:lvlText w:val=""/>
+      <w:lvlJc w:val="left"/>
+      <w:pPr>
+        <w:tabs>
+          <w:tab w:val="num" w:pos="0"/>
+        </w:tabs>
+        <w:ind w:left="0" w:firstLine="0"/>
+      </w:pPr>
+    </w:lvl>
+    <w:lvl w:ilvl="7">
+      <w:start w:val="1"/>
+      <w:numFmt w:val="none"/>
+      <w:suff w:val="nothing"/>
+      <w:lvlText w:val=""/>
+      <w:lvlJc w:val="left"/>
+      <w:pPr>
+        <w:tabs>
+          <w:tab w:val="num" w:pos="0"/>
+        </w:tabs>
+        <w:ind w:left="0" w:firstLine="0"/>
+      </w:pPr>
+    </w:lvl>
+    <w:lvl w:ilvl="8">
+      <w:start w:val="1"/>
+      <w:numFmt w:val="none"/>
+      <w:suff w:val="nothing"/>
+      <w:lvlText w:val=""/>
+      <w:lvlJc w:val="left"/>
+      <w:pPr>
+        <w:tabs>
+          <w:tab w:val="num" w:pos="0"/>
+        </w:tabs>
+        <w:ind w:left="0" w:firstLine="0"/>
+      </w:pPr>
+    </w:lvl>
+  </w:abstractNum>
+  <w:abstractNum w:abstractNumId="1" w15:restartNumberingAfterBreak="0">
+    <w:nsid w:val="10AE109B"/>
+    <w:multiLevelType w:val="multilevel"/>
+    <w:tmpl w:val="55E81204"/>
+    <w:lvl w:ilvl="0">
       <w:start w:val="1"/>
       <w:numFmt w:val="bullet"/>
       <w:lvlText w:val=""/>
       <w:lvlJc w:val="left"/>
       <w:pPr>
+        <w:tabs>
+          <w:tab w:val="num" w:pos="0"/>
+        </w:tabs>
         <w:ind w:left="720" w:hanging="360"/>
       </w:pPr>
       <w:rPr>
-        <w:rFonts w:ascii="Symbol" w:hAnsi="Symbol" w:hint="default"/>
+        <w:rFonts w:ascii="Symbol" w:hAnsi="Symbol" w:cs="Symbol" w:hint="default"/>
       </w:rPr>
     </w:lvl>
-    <w:lvl w:ilvl="1" w:tplc="04090003" w:tentative="1">
+    <w:lvl w:ilvl="1">
       <w:start w:val="1"/>
       <w:numFmt w:val="bullet"/>
       <w:lvlText w:val="o"/>
       <w:lvlJc w:val="left"/>
       <w:pPr>
+        <w:tabs>
+          <w:tab w:val="num" w:pos="0"/>
+        </w:tabs>
         <w:ind w:left="1440" w:hanging="360"/>
       </w:pPr>
       <w:rPr>
-        <w:rFonts w:ascii="Courier New" w:hAnsi="Courier New" w:hint="default"/>
+        <w:rFonts w:ascii="Courier New" w:hAnsi="Courier New" w:cs="Courier New" w:hint="default"/>
       </w:rPr>
     </w:lvl>
-    <w:lvl w:ilvl="2" w:tplc="04090005" w:tentative="1">
+    <w:lvl w:ilvl="2">
       <w:start w:val="1"/>
       <w:numFmt w:val="bullet"/>
       <w:lvlText w:val=""/>
       <w:lvlJc w:val="left"/>
       <w:pPr>
+        <w:tabs>
+          <w:tab w:val="num" w:pos="0"/>
+        </w:tabs>
         <w:ind w:left="2160" w:hanging="360"/>
       </w:pPr>
       <w:rPr>
-        <w:rFonts w:ascii="Wingdings" w:hAnsi="Wingdings" w:hint="default"/>
+        <w:rFonts w:ascii="Wingdings" w:hAnsi="Wingdings" w:cs="Wingdings" w:hint="default"/>
       </w:rPr>
     </w:lvl>
-    <w:lvl w:ilvl="3" w:tplc="04090001" w:tentative="1">
+    <w:lvl w:ilvl="3">
       <w:start w:val="1"/>
       <w:numFmt w:val="bullet"/>
       <w:lvlText w:val=""/>
       <w:lvlJc w:val="left"/>
       <w:pPr>
+        <w:tabs>
+          <w:tab w:val="num" w:pos="0"/>
+        </w:tabs>
         <w:ind w:left="2880" w:hanging="360"/>
       </w:pPr>
       <w:rPr>
-        <w:rFonts w:ascii="Symbol" w:hAnsi="Symbol" w:hint="default"/>
+        <w:rFonts w:ascii="Symbol" w:hAnsi="Symbol" w:cs="Symbol" w:hint="default"/>
       </w:rPr>
     </w:lvl>
-    <w:lvl w:ilvl="4" w:tplc="04090003" w:tentative="1">
+    <w:lvl w:ilvl="4">
       <w:start w:val="1"/>
       <w:numFmt w:val="bullet"/>
       <w:lvlText w:val="o"/>
       <w:lvlJc w:val="left"/>
       <w:pPr>
+        <w:tabs>
+          <w:tab w:val="num" w:pos="0"/>
+        </w:tabs>
         <w:ind w:left="3600" w:hanging="360"/>
       </w:pPr>
       <w:rPr>
-        <w:rFonts w:ascii="Courier New" w:hAnsi="Courier New" w:hint="default"/>
+        <w:rFonts w:ascii="Courier New" w:hAnsi="Courier New" w:cs="Courier New" w:hint="default"/>
       </w:rPr>
     </w:lvl>
-    <w:lvl w:ilvl="5" w:tplc="04090005" w:tentative="1">
+    <w:lvl w:ilvl="5">
       <w:start w:val="1"/>
       <w:numFmt w:val="bullet"/>
       <w:lvlText w:val=""/>
       <w:lvlJc w:val="left"/>
       <w:pPr>
+        <w:tabs>
+          <w:tab w:val="num" w:pos="0"/>
+        </w:tabs>
         <w:ind w:left="4320" w:hanging="360"/>
       </w:pPr>
       <w:rPr>
-        <w:rFonts w:ascii="Wingdings" w:hAnsi="Wingdings" w:hint="default"/>
+        <w:rFonts w:ascii="Wingdings" w:hAnsi="Wingdings" w:cs="Wingdings" w:hint="default"/>
       </w:rPr>
     </w:lvl>
-    <w:lvl w:ilvl="6" w:tplc="04090001" w:tentative="1">
+    <w:lvl w:ilvl="6">
       <w:start w:val="1"/>
       <w:numFmt w:val="bullet"/>
       <w:lvlText w:val=""/>
       <w:lvlJc w:val="left"/>
       <w:pPr>
+        <w:tabs>
+          <w:tab w:val="num" w:pos="0"/>
+        </w:tabs>
         <w:ind w:left="5040" w:hanging="360"/>
       </w:pPr>
       <w:rPr>
-        <w:rFonts w:ascii="Symbol" w:hAnsi="Symbol" w:hint="default"/>
+        <w:rFonts w:ascii="Symbol" w:hAnsi="Symbol" w:cs="Symbol" w:hint="default"/>
       </w:rPr>
     </w:lvl>
-    <w:lvl w:ilvl="7" w:tplc="04090003" w:tentative="1">
+    <w:lvl w:ilvl="7">
       <w:start w:val="1"/>
       <w:numFmt w:val="bullet"/>
       <w:lvlText w:val="o"/>
       <w:lvlJc w:val="left"/>
       <w:pPr>
+        <w:tabs>
+          <w:tab w:val="num" w:pos="0"/>
+        </w:tabs>
         <w:ind w:left="5760" w:hanging="360"/>
       </w:pPr>
       <w:rPr>
-        <w:rFonts w:ascii="Courier New" w:hAnsi="Courier New" w:hint="default"/>
+        <w:rFonts w:ascii="Courier New" w:hAnsi="Courier New" w:cs="Courier New" w:hint="default"/>
       </w:rPr>
     </w:lvl>
-    <w:lvl w:ilvl="8" w:tplc="04090005" w:tentative="1">
+    <w:lvl w:ilvl="8">
       <w:start w:val="1"/>
       <w:numFmt w:val="bullet"/>
       <w:lvlText w:val=""/>
       <w:lvlJc w:val="left"/>
       <w:pPr>
+        <w:tabs>
+          <w:tab w:val="num" w:pos="0"/>
+        </w:tabs>
         <w:ind w:left="6480" w:hanging="360"/>
       </w:pPr>
       <w:rPr>
-        <w:rFonts w:ascii="Wingdings" w:hAnsi="Wingdings" w:hint="default"/>
+        <w:rFonts w:ascii="Wingdings" w:hAnsi="Wingdings" w:cs="Wingdings" w:hint="default"/>
       </w:rPr>
     </w:lvl>
   </w:abstractNum>
-  <w:abstractNum w:abstractNumId="1" w15:restartNumberingAfterBreak="0">
-    <w:nsid w:val="264030EF"/>
-    <w:multiLevelType w:val="hybridMultilevel"/>
-    <w:tmpl w:val="0D8AC6C0"/>
-    <w:lvl w:ilvl="0" w:tplc="6860B3A2">
-      <w:start w:val="1"/>
-      <w:numFmt w:val="bullet"/>
-      <w:lvlText w:val="●"/>
-      <w:lvlJc w:val="left"/>
-      <w:pPr>
-        <w:ind w:left="720" w:hanging="360"/>
-      </w:pPr>
-    </w:lvl>
-    <w:lvl w:ilvl="1" w:tplc="DAF6C222">
-      <w:start w:val="1"/>
-      <w:numFmt w:val="bullet"/>
-      <w:lvlText w:val="○"/>
-      <w:lvlJc w:val="left"/>
-      <w:pPr>
-        <w:ind w:left="1440" w:hanging="360"/>
-      </w:pPr>
-    </w:lvl>
-    <w:lvl w:ilvl="2" w:tplc="16FAEF26">
-      <w:start w:val="1"/>
-      <w:numFmt w:val="bullet"/>
-      <w:lvlText w:val="■"/>
-      <w:lvlJc w:val="left"/>
-      <w:pPr>
-        <w:ind w:left="2160" w:hanging="360"/>
-      </w:pPr>
-    </w:lvl>
-    <w:lvl w:ilvl="3" w:tplc="22662924">
-      <w:start w:val="1"/>
-      <w:numFmt w:val="bullet"/>
-      <w:lvlText w:val="●"/>
-      <w:lvlJc w:val="left"/>
-      <w:pPr>
-        <w:ind w:left="2880" w:hanging="360"/>
-      </w:pPr>
-    </w:lvl>
-    <w:lvl w:ilvl="4" w:tplc="AAAADE90">
-      <w:start w:val="1"/>
-      <w:numFmt w:val="bullet"/>
-      <w:lvlText w:val="○"/>
-      <w:lvlJc w:val="left"/>
-      <w:pPr>
-        <w:ind w:left="3600" w:hanging="360"/>
-      </w:pPr>
-    </w:lvl>
-    <w:lvl w:ilvl="5" w:tplc="D6700ECA">
-      <w:start w:val="1"/>
-      <w:numFmt w:val="bullet"/>
-      <w:lvlText w:val="■"/>
-      <w:lvlJc w:val="left"/>
-      <w:pPr>
-        <w:ind w:left="4320" w:hanging="360"/>
-      </w:pPr>
-    </w:lvl>
-    <w:lvl w:ilvl="6" w:tplc="D4402300">
-      <w:start w:val="1"/>
-      <w:numFmt w:val="bullet"/>
-      <w:lvlText w:val="●"/>
-      <w:lvlJc w:val="left"/>
-      <w:pPr>
-        <w:ind w:left="5040" w:hanging="360"/>
-      </w:pPr>
-    </w:lvl>
-    <w:lvl w:ilvl="7" w:tplc="33B05854">
-      <w:start w:val="1"/>
-      <w:numFmt w:val="bullet"/>
-      <w:lvlText w:val="●"/>
-      <w:lvlJc w:val="left"/>
-      <w:pPr>
-        <w:ind w:left="5760" w:hanging="360"/>
-      </w:pPr>
-    </w:lvl>
-    <w:lvl w:ilvl="8" w:tplc="1DB64AA8">
-      <w:start w:val="1"/>
-      <w:numFmt w:val="bullet"/>
-      <w:lvlText w:val="●"/>
-      <w:lvlJc w:val="left"/>
-      <w:pPr>
-        <w:ind w:left="6480" w:hanging="360"/>
-      </w:pPr>
-    </w:lvl>
-  </w:abstractNum>
   <w:abstractNum w:abstractNumId="2" w15:restartNumberingAfterBreak="0">
-    <w:nsid w:val="57342C71"/>
-    <w:multiLevelType w:val="hybridMultilevel"/>
-    <w:tmpl w:val="2B048A3C"/>
-    <w:lvl w:ilvl="0" w:tplc="9C107E3A">
-      <w:start w:val="1"/>
-      <w:numFmt w:val="bullet"/>
-      <w:lvlText w:val="•"/>
-      <w:lvlJc w:val="left"/>
-      <w:pPr>
-        <w:ind w:left="720" w:hanging="360"/>
-      </w:pPr>
-    </w:lvl>
-    <w:lvl w:ilvl="1" w:tplc="0B4E3236">
-      <w:start w:val="1"/>
-      <w:numFmt w:val="bullet"/>
-      <w:lvlText w:val="◦"/>
-      <w:lvlJc w:val="left"/>
-      <w:pPr>
-        <w:ind w:left="1080" w:hanging="360"/>
-      </w:pPr>
-    </w:lvl>
-    <w:lvl w:ilvl="2" w:tplc="CD7E1378">
-      <w:numFmt w:val="decimal"/>
-      <w:lvlText w:val=""/>
-      <w:lvlJc w:val="left"/>
-    </w:lvl>
-    <w:lvl w:ilvl="3" w:tplc="3CF0542E">
-      <w:numFmt w:val="decimal"/>
-      <w:lvlText w:val=""/>
-      <w:lvlJc w:val="left"/>
-    </w:lvl>
-    <w:lvl w:ilvl="4" w:tplc="E5D6F83A">
-      <w:numFmt w:val="decimal"/>
-      <w:lvlText w:val=""/>
-      <w:lvlJc w:val="left"/>
-    </w:lvl>
-    <w:lvl w:ilvl="5" w:tplc="836AF55C">
-      <w:numFmt w:val="decimal"/>
-      <w:lvlText w:val=""/>
-      <w:lvlJc w:val="left"/>
-    </w:lvl>
-    <w:lvl w:ilvl="6" w:tplc="9014CE08">
-      <w:numFmt w:val="decimal"/>
-      <w:lvlText w:val=""/>
-      <w:lvlJc w:val="left"/>
-    </w:lvl>
-    <w:lvl w:ilvl="7" w:tplc="C0981A8C">
-      <w:numFmt w:val="decimal"/>
-      <w:lvlText w:val=""/>
-      <w:lvlJc w:val="left"/>
-    </w:lvl>
-    <w:lvl w:ilvl="8" w:tplc="F3FEEC54">
-      <w:numFmt w:val="decimal"/>
-      <w:lvlText w:val=""/>
-      <w:lvlJc w:val="left"/>
-    </w:lvl>
-  </w:abstractNum>
-  <w:abstractNum w:abstractNumId="3" w15:restartNumberingAfterBreak="0">
-    <w:nsid w:val="59172329"/>
-    <w:multiLevelType w:val="hybridMultilevel"/>
-    <w:tmpl w:val="2998047E"/>
-    <w:lvl w:ilvl="0" w:tplc="04090001">
+    <w:nsid w:val="479140BE"/>
+    <w:multiLevelType w:val="multilevel"/>
+    <w:tmpl w:val="02C45E04"/>
+    <w:lvl w:ilvl="0">
       <w:start w:val="1"/>
       <w:numFmt w:val="bullet"/>
       <w:lvlText w:val=""/>
       <w:lvlJc w:val="left"/>
       <w:pPr>
+        <w:tabs>
+          <w:tab w:val="num" w:pos="0"/>
+        </w:tabs>
         <w:ind w:left="720" w:hanging="360"/>
       </w:pPr>
       <w:rPr>
-        <w:rFonts w:ascii="Symbol" w:hAnsi="Symbol" w:hint="default"/>
+        <w:rFonts w:ascii="Symbol" w:hAnsi="Symbol" w:cs="Symbol" w:hint="default"/>
       </w:rPr>
     </w:lvl>
-    <w:lvl w:ilvl="1" w:tplc="04090003" w:tentative="1">
+    <w:lvl w:ilvl="1">
       <w:start w:val="1"/>
       <w:numFmt w:val="bullet"/>
       <w:lvlText w:val="o"/>
       <w:lvlJc w:val="left"/>
       <w:pPr>
+        <w:tabs>
+          <w:tab w:val="num" w:pos="0"/>
+        </w:tabs>
         <w:ind w:left="1440" w:hanging="360"/>
       </w:pPr>
       <w:rPr>
-        <w:rFonts w:ascii="Courier New" w:hAnsi="Courier New" w:hint="default"/>
+        <w:rFonts w:ascii="Courier New" w:hAnsi="Courier New" w:cs="Courier New" w:hint="default"/>
       </w:rPr>
     </w:lvl>
-    <w:lvl w:ilvl="2" w:tplc="04090005" w:tentative="1">
+    <w:lvl w:ilvl="2">
       <w:start w:val="1"/>
       <w:numFmt w:val="bullet"/>
       <w:lvlText w:val=""/>
       <w:lvlJc w:val="left"/>
       <w:pPr>
+        <w:tabs>
+          <w:tab w:val="num" w:pos="0"/>
+        </w:tabs>
         <w:ind w:left="2160" w:hanging="360"/>
       </w:pPr>
       <w:rPr>
-        <w:rFonts w:ascii="Wingdings" w:hAnsi="Wingdings" w:hint="default"/>
+        <w:rFonts w:ascii="Wingdings" w:hAnsi="Wingdings" w:cs="Wingdings" w:hint="default"/>
       </w:rPr>
     </w:lvl>
-    <w:lvl w:ilvl="3" w:tplc="04090001" w:tentative="1">
+    <w:lvl w:ilvl="3">
       <w:start w:val="1"/>
       <w:numFmt w:val="bullet"/>
       <w:lvlText w:val=""/>
       <w:lvlJc w:val="left"/>
       <w:pPr>
+        <w:tabs>
+          <w:tab w:val="num" w:pos="0"/>
+        </w:tabs>
         <w:ind w:left="2880" w:hanging="360"/>
       </w:pPr>
       <w:rPr>
-        <w:rFonts w:ascii="Symbol" w:hAnsi="Symbol" w:hint="default"/>
+        <w:rFonts w:ascii="Symbol" w:hAnsi="Symbol" w:cs="Symbol" w:hint="default"/>
       </w:rPr>
     </w:lvl>
-    <w:lvl w:ilvl="4" w:tplc="04090003" w:tentative="1">
+    <w:lvl w:ilvl="4">
       <w:start w:val="1"/>
       <w:numFmt w:val="bullet"/>
       <w:lvlText w:val="o"/>
       <w:lvlJc w:val="left"/>
       <w:pPr>
+        <w:tabs>
+          <w:tab w:val="num" w:pos="0"/>
+        </w:tabs>
         <w:ind w:left="3600" w:hanging="360"/>
       </w:pPr>
       <w:rPr>
-        <w:rFonts w:ascii="Courier New" w:hAnsi="Courier New" w:hint="default"/>
+        <w:rFonts w:ascii="Courier New" w:hAnsi="Courier New" w:cs="Courier New" w:hint="default"/>
       </w:rPr>
     </w:lvl>
-    <w:lvl w:ilvl="5" w:tplc="04090005" w:tentative="1">
+    <w:lvl w:ilvl="5">
       <w:start w:val="1"/>
       <w:numFmt w:val="bullet"/>
       <w:lvlText w:val=""/>
       <w:lvlJc w:val="left"/>
       <w:pPr>
+        <w:tabs>
+          <w:tab w:val="num" w:pos="0"/>
+        </w:tabs>
         <w:ind w:left="4320" w:hanging="360"/>
       </w:pPr>
       <w:rPr>
-        <w:rFonts w:ascii="Wingdings" w:hAnsi="Wingdings" w:hint="default"/>
+        <w:rFonts w:ascii="Wingdings" w:hAnsi="Wingdings" w:cs="Wingdings" w:hint="default"/>
       </w:rPr>
     </w:lvl>
-    <w:lvl w:ilvl="6" w:tplc="04090001" w:tentative="1">
+    <w:lvl w:ilvl="6">
       <w:start w:val="1"/>
       <w:numFmt w:val="bullet"/>
       <w:lvlText w:val=""/>
       <w:lvlJc w:val="left"/>
       <w:pPr>
+        <w:tabs>
+          <w:tab w:val="num" w:pos="0"/>
+        </w:tabs>
         <w:ind w:left="5040" w:hanging="360"/>
       </w:pPr>
       <w:rPr>
-        <w:rFonts w:ascii="Symbol" w:hAnsi="Symbol" w:hint="default"/>
+        <w:rFonts w:ascii="Symbol" w:hAnsi="Symbol" w:cs="Symbol" w:hint="default"/>
       </w:rPr>
     </w:lvl>
-    <w:lvl w:ilvl="7" w:tplc="04090003" w:tentative="1">
+    <w:lvl w:ilvl="7">
       <w:start w:val="1"/>
       <w:numFmt w:val="bullet"/>
       <w:lvlText w:val="o"/>
       <w:lvlJc w:val="left"/>
       <w:pPr>
+        <w:tabs>
+          <w:tab w:val="num" w:pos="0"/>
+        </w:tabs>
         <w:ind w:left="5760" w:hanging="360"/>
       </w:pPr>
       <w:rPr>
-        <w:rFonts w:ascii="Courier New" w:hAnsi="Courier New" w:hint="default"/>
+        <w:rFonts w:ascii="Courier New" w:hAnsi="Courier New" w:cs="Courier New" w:hint="default"/>
       </w:rPr>
     </w:lvl>
-    <w:lvl w:ilvl="8" w:tplc="04090005" w:tentative="1">
+    <w:lvl w:ilvl="8">
       <w:start w:val="1"/>
       <w:numFmt w:val="bullet"/>
       <w:lvlText w:val=""/>
       <w:lvlJc w:val="left"/>
       <w:pPr>
+        <w:tabs>
+          <w:tab w:val="num" w:pos="0"/>
+        </w:tabs>
         <w:ind w:left="6480" w:hanging="360"/>
       </w:pPr>
       <w:rPr>
-        <w:rFonts w:ascii="Wingdings" w:hAnsi="Wingdings" w:hint="default"/>
+        <w:rFonts w:ascii="Wingdings" w:hAnsi="Wingdings" w:cs="Wingdings" w:hint="default"/>
       </w:rPr>
     </w:lvl>
   </w:abstractNum>
-  <w:abstractNum w:abstractNumId="4" w15:restartNumberingAfterBreak="0">
-    <w:nsid w:val="6B22375A"/>
-    <w:multiLevelType w:val="hybridMultilevel"/>
-    <w:tmpl w:val="6462A3D2"/>
-    <w:lvl w:ilvl="0" w:tplc="04090001">
-      <w:start w:val="1"/>
-      <w:numFmt w:val="bullet"/>
-      <w:lvlText w:val=""/>
-      <w:lvlJc w:val="left"/>
-      <w:pPr>
-        <w:ind w:left="720" w:hanging="360"/>
-      </w:pPr>
-      <w:rPr>
-        <w:rFonts w:ascii="Symbol" w:hAnsi="Symbol" w:hint="default"/>
-      </w:rPr>
-    </w:lvl>
-    <w:lvl w:ilvl="1" w:tplc="04090003" w:tentative="1">
-      <w:start w:val="1"/>
-      <w:numFmt w:val="bullet"/>
-      <w:lvlText w:val="o"/>
-      <w:lvlJc w:val="left"/>
-      <w:pPr>
-        <w:ind w:left="1440" w:hanging="360"/>
-      </w:pPr>
-      <w:rPr>
-        <w:rFonts w:ascii="Courier New" w:hAnsi="Courier New" w:hint="default"/>
-      </w:rPr>
-    </w:lvl>
-    <w:lvl w:ilvl="2" w:tplc="04090005" w:tentative="1">
-      <w:start w:val="1"/>
-      <w:numFmt w:val="bullet"/>
-      <w:lvlText w:val=""/>
-      <w:lvlJc w:val="left"/>
-      <w:pPr>
-        <w:ind w:left="2160" w:hanging="360"/>
-      </w:pPr>
-      <w:rPr>
-        <w:rFonts w:ascii="Wingdings" w:hAnsi="Wingdings" w:hint="default"/>
-      </w:rPr>
-    </w:lvl>
-    <w:lvl w:ilvl="3" w:tplc="04090001" w:tentative="1">
-      <w:start w:val="1"/>
-      <w:numFmt w:val="bullet"/>
-      <w:lvlText w:val=""/>
-      <w:lvlJc w:val="left"/>
-      <w:pPr>
-        <w:ind w:left="2880" w:hanging="360"/>
-      </w:pPr>
-      <w:rPr>
-        <w:rFonts w:ascii="Symbol" w:hAnsi="Symbol" w:hint="default"/>
-      </w:rPr>
-    </w:lvl>
-    <w:lvl w:ilvl="4" w:tplc="04090003" w:tentative="1">
-      <w:start w:val="1"/>
-      <w:numFmt w:val="bullet"/>
-      <w:lvlText w:val="o"/>
-      <w:lvlJc w:val="left"/>
-      <w:pPr>
-        <w:ind w:left="3600" w:hanging="360"/>
-      </w:pPr>
-      <w:rPr>
-        <w:rFonts w:ascii="Courier New" w:hAnsi="Courier New" w:hint="default"/>
-      </w:rPr>
-    </w:lvl>
-    <w:lvl w:ilvl="5" w:tplc="04090005" w:tentative="1">
-      <w:start w:val="1"/>
-      <w:numFmt w:val="bullet"/>
-      <w:lvlText w:val=""/>
-      <w:lvlJc w:val="left"/>
-      <w:pPr>
-        <w:ind w:left="4320" w:hanging="360"/>
-      </w:pPr>
-      <w:rPr>
-        <w:rFonts w:ascii="Wingdings" w:hAnsi="Wingdings" w:hint="default"/>
-      </w:rPr>
-    </w:lvl>
-    <w:lvl w:ilvl="6" w:tplc="04090001" w:tentative="1">
-      <w:start w:val="1"/>
-      <w:numFmt w:val="bullet"/>
-      <w:lvlText w:val=""/>
-      <w:lvlJc w:val="left"/>
-      <w:pPr>
-        <w:ind w:left="5040" w:hanging="360"/>
-      </w:pPr>
-      <w:rPr>
-        <w:rFonts w:ascii="Symbol" w:hAnsi="Symbol" w:hint="default"/>
-      </w:rPr>
-    </w:lvl>
-    <w:lvl w:ilvl="7" w:tplc="04090003" w:tentative="1">
-      <w:start w:val="1"/>
-      <w:numFmt w:val="bullet"/>
-      <w:lvlText w:val="o"/>
-      <w:lvlJc w:val="left"/>
-      <w:pPr>
-        <w:ind w:left="5760" w:hanging="360"/>
-      </w:pPr>
-      <w:rPr>
-        <w:rFonts w:ascii="Courier New" w:hAnsi="Courier New" w:hint="default"/>
-      </w:rPr>
-    </w:lvl>
-    <w:lvl w:ilvl="8" w:tplc="04090005" w:tentative="1">
-      <w:start w:val="1"/>
-      <w:numFmt w:val="bullet"/>
-      <w:lvlText w:val=""/>
-      <w:lvlJc w:val="left"/>
-      <w:pPr>
-        <w:ind w:left="6480" w:hanging="360"/>
-      </w:pPr>
-      <w:rPr>
-        <w:rFonts w:ascii="Wingdings" w:hAnsi="Wingdings" w:hint="default"/>
-      </w:rPr>
-    </w:lvl>
-  </w:abstractNum>
-  <w:abstractNum w:abstractNumId="5" w15:restartNumberingAfterBreak="0">
-    <w:nsid w:val="73B35DEE"/>
-    <w:multiLevelType w:val="hybridMultilevel"/>
-    <w:tmpl w:val="70503BC8"/>
-    <w:lvl w:ilvl="0" w:tplc="04090001">
-      <w:start w:val="1"/>
-      <w:numFmt w:val="bullet"/>
-      <w:lvlText w:val=""/>
-      <w:lvlJc w:val="left"/>
-      <w:pPr>
-        <w:ind w:left="1080" w:hanging="360"/>
-      </w:pPr>
-      <w:rPr>
-        <w:rFonts w:ascii="Symbol" w:hAnsi="Symbol" w:hint="default"/>
-      </w:rPr>
-    </w:lvl>
-    <w:lvl w:ilvl="1" w:tplc="04090003" w:tentative="1">
-      <w:start w:val="1"/>
-      <w:numFmt w:val="bullet"/>
-      <w:lvlText w:val="o"/>
-      <w:lvlJc w:val="left"/>
-      <w:pPr>
-        <w:ind w:left="1800" w:hanging="360"/>
-      </w:pPr>
-      <w:rPr>
-        <w:rFonts w:ascii="Courier New" w:hAnsi="Courier New" w:hint="default"/>
-      </w:rPr>
-    </w:lvl>
-    <w:lvl w:ilvl="2" w:tplc="04090005" w:tentative="1">
-      <w:start w:val="1"/>
-      <w:numFmt w:val="bullet"/>
-      <w:lvlText w:val=""/>
-      <w:lvlJc w:val="left"/>
-      <w:pPr>
-        <w:ind w:left="2520" w:hanging="360"/>
-      </w:pPr>
-      <w:rPr>
-        <w:rFonts w:ascii="Wingdings" w:hAnsi="Wingdings" w:hint="default"/>
-      </w:rPr>
-    </w:lvl>
-    <w:lvl w:ilvl="3" w:tplc="04090001" w:tentative="1">
-      <w:start w:val="1"/>
-      <w:numFmt w:val="bullet"/>
-      <w:lvlText w:val=""/>
-      <w:lvlJc w:val="left"/>
-      <w:pPr>
-        <w:ind w:left="3240" w:hanging="360"/>
-      </w:pPr>
-      <w:rPr>
-        <w:rFonts w:ascii="Symbol" w:hAnsi="Symbol" w:hint="default"/>
-      </w:rPr>
-    </w:lvl>
-    <w:lvl w:ilvl="4" w:tplc="04090003" w:tentative="1">
-      <w:start w:val="1"/>
-      <w:numFmt w:val="bullet"/>
-      <w:lvlText w:val="o"/>
-      <w:lvlJc w:val="left"/>
-      <w:pPr>
-        <w:ind w:left="3960" w:hanging="360"/>
-      </w:pPr>
-      <w:rPr>
-        <w:rFonts w:ascii="Courier New" w:hAnsi="Courier New" w:hint="default"/>
-      </w:rPr>
-    </w:lvl>
-    <w:lvl w:ilvl="5" w:tplc="04090005" w:tentative="1">
-      <w:start w:val="1"/>
-      <w:numFmt w:val="bullet"/>
-      <w:lvlText w:val=""/>
-      <w:lvlJc w:val="left"/>
-      <w:pPr>
-        <w:ind w:left="4680" w:hanging="360"/>
-      </w:pPr>
-      <w:rPr>
-        <w:rFonts w:ascii="Wingdings" w:hAnsi="Wingdings" w:hint="default"/>
-      </w:rPr>
-    </w:lvl>
-    <w:lvl w:ilvl="6" w:tplc="04090001" w:tentative="1">
-      <w:start w:val="1"/>
-      <w:numFmt w:val="bullet"/>
-      <w:lvlText w:val=""/>
-      <w:lvlJc w:val="left"/>
-      <w:pPr>
-        <w:ind w:left="5400" w:hanging="360"/>
-      </w:pPr>
-      <w:rPr>
-        <w:rFonts w:ascii="Symbol" w:hAnsi="Symbol" w:hint="default"/>
-      </w:rPr>
-    </w:lvl>
-    <w:lvl w:ilvl="7" w:tplc="04090003" w:tentative="1">
-      <w:start w:val="1"/>
-      <w:numFmt w:val="bullet"/>
-      <w:lvlText w:val="o"/>
-      <w:lvlJc w:val="left"/>
-      <w:pPr>
-        <w:ind w:left="6120" w:hanging="360"/>
-      </w:pPr>
-      <w:rPr>
-        <w:rFonts w:ascii="Courier New" w:hAnsi="Courier New" w:hint="default"/>
-      </w:rPr>
-    </w:lvl>
-    <w:lvl w:ilvl="8" w:tplc="04090005" w:tentative="1">
-      <w:start w:val="1"/>
-      <w:numFmt w:val="bullet"/>
-      <w:lvlText w:val=""/>
-      <w:lvlJc w:val="left"/>
-      <w:pPr>
-        <w:ind w:left="6840" w:hanging="360"/>
-      </w:pPr>
-      <w:rPr>
-        <w:rFonts w:ascii="Wingdings" w:hAnsi="Wingdings" w:hint="default"/>
-      </w:rPr>
-    </w:lvl>
-  </w:abstractNum>
-  <w:num w:numId="1" w16cid:durableId="639383740">
+  <w:num w:numId="1" w16cid:durableId="1460340686">
     <w:abstractNumId w:val="1"/>
-    <w:lvlOverride w:ilvl="0">
-      <w:startOverride w:val="1"/>
-    </w:lvlOverride>
   </w:num>
-  <w:num w:numId="2" w16cid:durableId="696463166">
+  <w:num w:numId="2" w16cid:durableId="1927376944">
     <w:abstractNumId w:val="2"/>
-    <w:lvlOverride w:ilvl="0">
-      <w:startOverride w:val="1"/>
-    </w:lvlOverride>
   </w:num>
-  <w:num w:numId="3" w16cid:durableId="917522462">
-    <w:abstractNumId w:val="3"/>
-  </w:num>
-  <w:num w:numId="4" w16cid:durableId="2036033799">
-    <w:abstractNumId w:val="5"/>
-  </w:num>
-  <w:num w:numId="5" w16cid:durableId="653799340">
+  <w:num w:numId="3" w16cid:durableId="407846210">
     <w:abstractNumId w:val="0"/>
-  </w:num>
-  <w:num w:numId="6" w16cid:durableId="1912420781">
-    <w:abstractNumId w:val="4"/>
   </w:num>
 </w:numbering>
 </file>
@@ -2708,7 +2197,11 @@
         <w:lang w:val="en-US" w:eastAsia="en-US" w:bidi="ar-SA"/>
       </w:rPr>
     </w:rPrDefault>
-    <w:pPrDefault/>
+    <w:pPrDefault>
+      <w:pPr>
+        <w:suppressAutoHyphens/>
+      </w:pPr>
+    </w:pPrDefault>
   </w:docDefaults>
   <w:latentStyles w:defLockedState="0" w:defUIPriority="99" w:defSemiHidden="0" w:defUnhideWhenUsed="0" w:defQFormat="0" w:count="376">
     <w:lsdException w:name="Normal" w:uiPriority="0" w:qFormat="1"/>
@@ -3211,6 +2704,157 @@
     <w:semiHidden/>
     <w:unhideWhenUsed/>
   </w:style>
+  <w:style w:type="character" w:styleId="Hyperlink">
+    <w:name w:val="Hyperlink"/>
+    <w:uiPriority w:val="99"/>
+    <w:unhideWhenUsed/>
+    <w:rPr>
+      <w:color w:val="0563C1"/>
+      <w:u w:val="single"/>
+    </w:rPr>
+  </w:style>
+  <w:style w:type="character" w:customStyle="1" w:styleId="FootnoteCharacters">
+    <w:name w:val="Footnote Characters"/>
+    <w:uiPriority w:val="99"/>
+    <w:semiHidden/>
+    <w:unhideWhenUsed/>
+    <w:qFormat/>
+    <w:rPr>
+      <w:vertAlign w:val="superscript"/>
+    </w:rPr>
+  </w:style>
+  <w:style w:type="character" w:customStyle="1" w:styleId="FootnoteAnchor">
+    <w:name w:val="Footnote Anchor"/>
+    <w:rPr>
+      <w:vertAlign w:val="superscript"/>
+    </w:rPr>
+  </w:style>
+  <w:style w:type="character" w:customStyle="1" w:styleId="FootnoteTextChar">
+    <w:name w:val="Footnote Text Char"/>
+    <w:link w:val="FootnoteText"/>
+    <w:uiPriority w:val="99"/>
+    <w:semiHidden/>
+    <w:unhideWhenUsed/>
+    <w:qFormat/>
+    <w:rPr>
+      <w:sz w:val="20"/>
+      <w:szCs w:val="20"/>
+    </w:rPr>
+  </w:style>
+  <w:style w:type="character" w:customStyle="1" w:styleId="HeaderChar">
+    <w:name w:val="Header Char"/>
+    <w:basedOn w:val="DefaultParagraphFont"/>
+    <w:link w:val="Header"/>
+    <w:uiPriority w:val="99"/>
+    <w:qFormat/>
+    <w:rsid w:val="00983428"/>
+  </w:style>
+  <w:style w:type="character" w:customStyle="1" w:styleId="FooterChar">
+    <w:name w:val="Footer Char"/>
+    <w:basedOn w:val="DefaultParagraphFont"/>
+    <w:link w:val="Footer"/>
+    <w:uiPriority w:val="99"/>
+    <w:qFormat/>
+    <w:rsid w:val="00983428"/>
+  </w:style>
+  <w:style w:type="character" w:styleId="CommentReference">
+    <w:name w:val="annotation reference"/>
+    <w:basedOn w:val="DefaultParagraphFont"/>
+    <w:uiPriority w:val="99"/>
+    <w:semiHidden/>
+    <w:unhideWhenUsed/>
+    <w:qFormat/>
+    <w:rsid w:val="004327CE"/>
+    <w:rPr>
+      <w:sz w:val="16"/>
+      <w:szCs w:val="16"/>
+    </w:rPr>
+  </w:style>
+  <w:style w:type="character" w:customStyle="1" w:styleId="CommentTextChar">
+    <w:name w:val="Comment Text Char"/>
+    <w:basedOn w:val="DefaultParagraphFont"/>
+    <w:link w:val="CommentText"/>
+    <w:uiPriority w:val="99"/>
+    <w:semiHidden/>
+    <w:qFormat/>
+    <w:rsid w:val="004327CE"/>
+    <w:rPr>
+      <w:sz w:val="20"/>
+      <w:szCs w:val="20"/>
+    </w:rPr>
+  </w:style>
+  <w:style w:type="character" w:customStyle="1" w:styleId="CommentSubjectChar">
+    <w:name w:val="Comment Subject Char"/>
+    <w:basedOn w:val="CommentTextChar"/>
+    <w:link w:val="CommentSubject"/>
+    <w:uiPriority w:val="99"/>
+    <w:semiHidden/>
+    <w:qFormat/>
+    <w:rsid w:val="004327CE"/>
+    <w:rPr>
+      <w:b/>
+      <w:bCs/>
+      <w:sz w:val="20"/>
+      <w:szCs w:val="20"/>
+    </w:rPr>
+  </w:style>
+  <w:style w:type="character" w:customStyle="1" w:styleId="LineNumbering">
+    <w:name w:val="Line Numbering"/>
+  </w:style>
+  <w:style w:type="paragraph" w:customStyle="1" w:styleId="Heading">
+    <w:name w:val="Heading"/>
+    <w:basedOn w:val="Normal"/>
+    <w:next w:val="BodyText"/>
+    <w:qFormat/>
+    <w:pPr>
+      <w:keepNext/>
+      <w:spacing w:before="240" w:after="120"/>
+    </w:pPr>
+    <w:rPr>
+      <w:rFonts w:ascii="Liberation Sans" w:eastAsia="Noto Sans CJK SC" w:hAnsi="Liberation Sans" w:cs="Lohit Devanagari"/>
+      <w:sz w:val="28"/>
+      <w:szCs w:val="28"/>
+    </w:rPr>
+  </w:style>
+  <w:style w:type="paragraph" w:styleId="BodyText">
+    <w:name w:val="Body Text"/>
+    <w:basedOn w:val="Normal"/>
+    <w:pPr>
+      <w:spacing w:after="140" w:line="276" w:lineRule="auto"/>
+    </w:pPr>
+  </w:style>
+  <w:style w:type="paragraph" w:styleId="List">
+    <w:name w:val="List"/>
+    <w:basedOn w:val="BodyText"/>
+    <w:rPr>
+      <w:rFonts w:cs="Lohit Devanagari"/>
+    </w:rPr>
+  </w:style>
+  <w:style w:type="paragraph" w:styleId="Caption">
+    <w:name w:val="caption"/>
+    <w:basedOn w:val="Normal"/>
+    <w:qFormat/>
+    <w:pPr>
+      <w:suppressLineNumbers/>
+      <w:spacing w:before="120" w:after="120"/>
+    </w:pPr>
+    <w:rPr>
+      <w:rFonts w:cs="Lohit Devanagari"/>
+      <w:i/>
+      <w:iCs/>
+    </w:rPr>
+  </w:style>
+  <w:style w:type="paragraph" w:customStyle="1" w:styleId="Index">
+    <w:name w:val="Index"/>
+    <w:basedOn w:val="Normal"/>
+    <w:qFormat/>
+    <w:pPr>
+      <w:suppressLineNumbers/>
+    </w:pPr>
+    <w:rPr>
+      <w:rFonts w:cs="Lohit Devanagari"/>
+    </w:rPr>
+  </w:style>
   <w:style w:type="paragraph" w:styleId="Title">
     <w:name w:val="Title"/>
     <w:uiPriority w:val="10"/>
@@ -3231,24 +2875,6 @@
   <w:style w:type="paragraph" w:styleId="ListParagraph">
     <w:name w:val="List Paragraph"/>
     <w:qFormat/>
-  </w:style>
-  <w:style w:type="character" w:styleId="Hyperlink">
-    <w:name w:val="Hyperlink"/>
-    <w:uiPriority w:val="99"/>
-    <w:unhideWhenUsed/>
-    <w:rPr>
-      <w:color w:val="0563C1"/>
-      <w:u w:val="single"/>
-    </w:rPr>
-  </w:style>
-  <w:style w:type="character" w:styleId="FootnoteReference">
-    <w:name w:val="footnote reference"/>
-    <w:uiPriority w:val="99"/>
-    <w:semiHidden/>
-    <w:unhideWhenUsed/>
-    <w:rPr>
-      <w:vertAlign w:val="superscript"/>
-    </w:rPr>
   </w:style>
   <w:style w:type="paragraph" w:styleId="FootnoteText">
     <w:name w:val="footnote text"/>
@@ -3261,16 +2887,10 @@
       <w:szCs w:val="20"/>
     </w:rPr>
   </w:style>
-  <w:style w:type="character" w:customStyle="1" w:styleId="FootnoteTextChar">
-    <w:name w:val="Footnote Text Char"/>
-    <w:link w:val="FootnoteText"/>
-    <w:uiPriority w:val="99"/>
-    <w:semiHidden/>
-    <w:unhideWhenUsed/>
-    <w:rPr>
-      <w:sz w:val="20"/>
-      <w:szCs w:val="20"/>
-    </w:rPr>
+  <w:style w:type="paragraph" w:customStyle="1" w:styleId="HeaderandFooter">
+    <w:name w:val="Header and Footer"/>
+    <w:basedOn w:val="Normal"/>
+    <w:qFormat/>
   </w:style>
   <w:style w:type="paragraph" w:styleId="Header">
     <w:name w:val="header"/>
@@ -3286,13 +2906,6 @@
       </w:tabs>
     </w:pPr>
   </w:style>
-  <w:style w:type="character" w:customStyle="1" w:styleId="HeaderChar">
-    <w:name w:val="Header Char"/>
-    <w:basedOn w:val="DefaultParagraphFont"/>
-    <w:link w:val="Header"/>
-    <w:uiPriority w:val="99"/>
-    <w:rsid w:val="00983428"/>
-  </w:style>
   <w:style w:type="paragraph" w:styleId="Footer">
     <w:name w:val="footer"/>
     <w:basedOn w:val="Normal"/>
@@ -3307,25 +2920,6 @@
       </w:tabs>
     </w:pPr>
   </w:style>
-  <w:style w:type="character" w:customStyle="1" w:styleId="FooterChar">
-    <w:name w:val="Footer Char"/>
-    <w:basedOn w:val="DefaultParagraphFont"/>
-    <w:link w:val="Footer"/>
-    <w:uiPriority w:val="99"/>
-    <w:rsid w:val="00983428"/>
-  </w:style>
-  <w:style w:type="character" w:styleId="CommentReference">
-    <w:name w:val="annotation reference"/>
-    <w:basedOn w:val="DefaultParagraphFont"/>
-    <w:uiPriority w:val="99"/>
-    <w:semiHidden/>
-    <w:unhideWhenUsed/>
-    <w:rsid w:val="004327CE"/>
-    <w:rPr>
-      <w:sz w:val="16"/>
-      <w:szCs w:val="16"/>
-    </w:rPr>
-  </w:style>
   <w:style w:type="paragraph" w:styleId="CommentText">
     <w:name w:val="annotation text"/>
     <w:basedOn w:val="Normal"/>
@@ -3333,18 +2927,7 @@
     <w:uiPriority w:val="99"/>
     <w:semiHidden/>
     <w:unhideWhenUsed/>
-    <w:rsid w:val="004327CE"/>
-    <w:rPr>
-      <w:sz w:val="20"/>
-      <w:szCs w:val="20"/>
-    </w:rPr>
-  </w:style>
-  <w:style w:type="character" w:customStyle="1" w:styleId="CommentTextChar">
-    <w:name w:val="Comment Text Char"/>
-    <w:basedOn w:val="DefaultParagraphFont"/>
-    <w:link w:val="CommentText"/>
-    <w:uiPriority w:val="99"/>
-    <w:semiHidden/>
+    <w:qFormat/>
     <w:rsid w:val="004327CE"/>
     <w:rPr>
       <w:sz w:val="20"/>
@@ -3359,25 +2942,22 @@
     <w:uiPriority w:val="99"/>
     <w:semiHidden/>
     <w:unhideWhenUsed/>
+    <w:qFormat/>
     <w:rsid w:val="004327CE"/>
     <w:rPr>
       <w:b/>
       <w:bCs/>
     </w:rPr>
   </w:style>
-  <w:style w:type="character" w:customStyle="1" w:styleId="CommentSubjectChar">
-    <w:name w:val="Comment Subject Char"/>
-    <w:basedOn w:val="CommentTextChar"/>
-    <w:link w:val="CommentSubject"/>
+  <w:style w:type="paragraph" w:styleId="Revision">
+    <w:name w:val="Revision"/>
+    <w:hidden/>
     <w:uiPriority w:val="99"/>
     <w:semiHidden/>
-    <w:rsid w:val="004327CE"/>
-    <w:rPr>
-      <w:b/>
-      <w:bCs/>
-      <w:sz w:val="20"/>
-      <w:szCs w:val="20"/>
-    </w:rPr>
+    <w:rsid w:val="00D9601E"/>
+    <w:pPr>
+      <w:suppressAutoHyphens w:val="0"/>
+    </w:pPr>
   </w:style>
 </w:styles>
 </file>
